--- a/lessons/5-4/readiness/practice.docx
+++ b/lessons/5-4/readiness/practice.docx
@@ -86,7 +86,1259 @@
     </w:p>
     <w:p>
       <w:pPr>
-        <w:spacing w:after="120" w:before="0"/>
+        <w:spacing w:after="60" w:before="120"/>
+      </w:pPr>
+      <w:r>
+        <w:rPr>
+          <w:b/>
+          <w:bCs/>
+          <w:color w:val="0F2B3C"/>
+          <w:sz w:val="24"/>
+          <w:szCs w:val="24"/>
+        </w:rPr>
+        <w:t xml:space="preserve">Vocabulary Anchor Box</w:t>
+      </w:r>
+    </w:p>
+    <w:tbl>
+      <w:tblPr>
+        <w:tblW w:type="dxa" w:w="9360"/>
+        <w:tblBorders>
+          <w:top w:val="single" w:color="C7D2DD" w:sz="6"/>
+          <w:left w:val="single" w:color="C7D2DD" w:sz="6"/>
+          <w:bottom w:val="single" w:color="C7D2DD" w:sz="6"/>
+          <w:right w:val="single" w:color="C7D2DD" w:sz="6"/>
+          <w:insideH w:val="single" w:color="C7D2DD" w:sz="6"/>
+          <w:insideV w:val="single" w:color="C7D2DD" w:sz="6"/>
+        </w:tblBorders>
+      </w:tblPr>
+      <w:tblGrid>
+        <w:gridCol w:w="1800"/>
+        <w:gridCol w:w="3160"/>
+        <w:gridCol w:w="2200"/>
+        <w:gridCol w:w="2200"/>
+      </w:tblGrid>
+      <w:tr>
+        <w:trPr>
+          <w:cantSplit/>
+          <w:tblHeader/>
+        </w:trPr>
+        <w:tc>
+          <w:tcPr>
+            <w:tcW w:type="dxa" w:w="1800"/>
+            <w:shd w:fill="EEF4F8" w:color="auto" w:val="clear"/>
+            <w:tcMar>
+              <w:top w:type="dxa" w:w="60"/>
+              <w:left w:type="dxa" w:w="100"/>
+              <w:bottom w:type="dxa" w:w="60"/>
+              <w:right w:type="dxa" w:w="100"/>
+            </w:tcMar>
+          </w:tcPr>
+          <w:p>
+            <w:pPr>
+              <w:spacing w:after="0" w:before="0"/>
+            </w:pPr>
+            <w:r>
+              <w:rPr>
+                <w:b/>
+                <w:bCs/>
+                <w:color w:val="0F2B3C"/>
+                <w:sz w:val="18"/>
+                <w:szCs w:val="18"/>
+              </w:rPr>
+              <w:t xml:space="preserve">Concept Term</w:t>
+            </w:r>
+          </w:p>
+        </w:tc>
+        <w:tc>
+          <w:tcPr>
+            <w:tcW w:type="dxa" w:w="3160"/>
+            <w:shd w:fill="EEF4F8" w:color="auto" w:val="clear"/>
+            <w:tcMar>
+              <w:top w:type="dxa" w:w="60"/>
+              <w:left w:type="dxa" w:w="100"/>
+              <w:bottom w:type="dxa" w:w="60"/>
+              <w:right w:type="dxa" w:w="100"/>
+            </w:tcMar>
+          </w:tcPr>
+          <w:p>
+            <w:pPr>
+              <w:spacing w:after="0" w:before="0"/>
+            </w:pPr>
+            <w:r>
+              <w:rPr>
+                <w:b/>
+                <w:bCs/>
+                <w:color w:val="0F2B3C"/>
+                <w:sz w:val="18"/>
+                <w:szCs w:val="18"/>
+              </w:rPr>
+              <w:t xml:space="preserve">Student-Friendly Definition</w:t>
+            </w:r>
+          </w:p>
+        </w:tc>
+        <w:tc>
+          <w:tcPr>
+            <w:tcW w:type="dxa" w:w="2200"/>
+            <w:shd w:fill="EEF4F8" w:color="auto" w:val="clear"/>
+            <w:tcMar>
+              <w:top w:type="dxa" w:w="60"/>
+              <w:left w:type="dxa" w:w="100"/>
+              <w:bottom w:type="dxa" w:w="60"/>
+              <w:right w:type="dxa" w:w="100"/>
+            </w:tcMar>
+          </w:tcPr>
+          <w:p>
+            <w:pPr>
+              <w:spacing w:after="0" w:before="0"/>
+            </w:pPr>
+            <w:r>
+              <w:rPr>
+                <w:b/>
+                <w:bCs/>
+                <w:color w:val="0F2B3C"/>
+                <w:sz w:val="18"/>
+                <w:szCs w:val="18"/>
+              </w:rPr>
+              <w:t xml:space="preserve">Non-Example</w:t>
+            </w:r>
+          </w:p>
+        </w:tc>
+        <w:tc>
+          <w:tcPr>
+            <w:tcW w:type="dxa" w:w="2200"/>
+            <w:shd w:fill="EEF4F8" w:color="auto" w:val="clear"/>
+            <w:tcMar>
+              <w:top w:type="dxa" w:w="60"/>
+              <w:left w:type="dxa" w:w="100"/>
+              <w:bottom w:type="dxa" w:w="60"/>
+              <w:right w:type="dxa" w:w="100"/>
+            </w:tcMar>
+          </w:tcPr>
+          <w:p>
+            <w:pPr>
+              <w:spacing w:after="0" w:before="0"/>
+            </w:pPr>
+            <w:r>
+              <w:rPr>
+                <w:b/>
+                <w:bCs/>
+                <w:color w:val="0F2B3C"/>
+                <w:sz w:val="18"/>
+                <w:szCs w:val="18"/>
+              </w:rPr>
+              <w:t xml:space="preserve">Visual Clue</w:t>
+            </w:r>
+          </w:p>
+        </w:tc>
+      </w:tr>
+      <w:tr>
+        <w:trPr>
+          <w:cantSplit/>
+        </w:trPr>
+        <w:tc>
+          <w:tcPr>
+            <w:tcW w:type="dxa" w:w="1800"/>
+            <w:tcMar>
+              <w:top w:type="dxa" w:w="60"/>
+              <w:left w:type="dxa" w:w="100"/>
+              <w:bottom w:type="dxa" w:w="60"/>
+              <w:right w:type="dxa" w:w="100"/>
+            </w:tcMar>
+            <w:vAlign w:val="top"/>
+          </w:tcPr>
+          <w:p>
+            <w:pPr>
+              <w:spacing w:after="20" w:before="0"/>
+            </w:pPr>
+            <w:r>
+              <w:rPr>
+                <w:b/>
+                <w:bCs/>
+                <w:color w:val="0F2B3C"/>
+                <w:sz w:val="20"/>
+                <w:szCs w:val="20"/>
+              </w:rPr>
+              <w:t xml:space="preserve">Area of Composite Figures</w:t>
+            </w:r>
+          </w:p>
+          <w:p>
+            <w:pPr>
+              <w:spacing w:after="0" w:before="0"/>
+            </w:pPr>
+            <w:r>
+              <w:rPr>
+                <w:i/>
+                <w:iCs/>
+                <w:color w:val="5E6E7E"/>
+                <w:sz w:val="18"/>
+                <w:szCs w:val="18"/>
+              </w:rPr>
+              <w:t xml:space="preserve">Área de figuras compuestas</w:t>
+            </w:r>
+          </w:p>
+        </w:tc>
+        <w:tc>
+          <w:tcPr>
+            <w:tcW w:type="dxa" w:w="3160"/>
+            <w:tcMar>
+              <w:top w:type="dxa" w:w="60"/>
+              <w:left w:type="dxa" w:w="100"/>
+              <w:bottom w:type="dxa" w:w="60"/>
+              <w:right w:type="dxa" w:w="100"/>
+            </w:tcMar>
+            <w:vAlign w:val="top"/>
+          </w:tcPr>
+          <w:p>
+            <w:pPr>
+              <w:spacing w:after="0" w:before="0"/>
+            </w:pPr>
+            <w:r>
+              <w:rPr>
+                <w:sz w:val="19"/>
+                <w:szCs w:val="19"/>
+              </w:rPr>
+              <w:t xml:space="preserve">The total space inside a figure made of basic shapes. Formula: A = A₁ + A₂ — add the parts (or subtract a missing piece).</w:t>
+            </w:r>
+          </w:p>
+        </w:tc>
+        <w:tc>
+          <w:tcPr>
+            <w:tcW w:type="dxa" w:w="2200"/>
+            <w:tcMar>
+              <w:top w:type="dxa" w:w="60"/>
+              <w:left w:type="dxa" w:w="100"/>
+              <w:bottom w:type="dxa" w:w="60"/>
+              <w:right w:type="dxa" w:w="100"/>
+            </w:tcMar>
+            <w:vAlign w:val="top"/>
+          </w:tcPr>
+          <w:p>
+            <w:pPr>
+              <w:spacing w:after="30" w:before="0"/>
+            </w:pPr>
+            <w:r>
+              <w:rPr>
+                <w:i/>
+                <w:iCs/>
+                <w:color w:val="5E6E7E"/>
+                <w:sz w:val="18"/>
+                <w:szCs w:val="18"/>
+              </w:rPr>
+              <w:t xml:space="preserve">Not Area of Composite Figures: write a counter-example that does not fit the rule.</w:t>
+            </w:r>
+          </w:p>
+          <w:p>
+            <w:pPr>
+              <w:spacing w:after="50" w:before="0"/>
+            </w:pPr>
+            <w:r>
+              <w:rPr>
+                <w:color w:val="BBBBBB"/>
+                <w:sz w:val="18"/>
+                <w:szCs w:val="18"/>
+              </w:rPr>
+              <w:t xml:space="preserve">____________________________</w:t>
+            </w:r>
+          </w:p>
+        </w:tc>
+        <w:tc>
+          <w:tcPr>
+            <w:tcW w:type="dxa" w:w="2200"/>
+            <w:tcMar>
+              <w:top w:type="dxa" w:w="60"/>
+              <w:left w:type="dxa" w:w="100"/>
+              <w:bottom w:type="dxa" w:w="60"/>
+              <w:right w:type="dxa" w:w="100"/>
+            </w:tcMar>
+            <w:vAlign w:val="top"/>
+          </w:tcPr>
+          <w:p>
+            <w:pPr>
+              <w:spacing w:after="0" w:before="0"/>
+            </w:pPr>
+            <w:r>
+              <w:rPr>
+                <w:i/>
+                <w:iCs/>
+                <w:color w:val="5E6E7E"/>
+                <w:sz w:val="18"/>
+                <w:szCs w:val="18"/>
+              </w:rPr>
+              <w:t xml:space="preserve">Total area = area of rectangle 1 + area of rectangle 2.</w:t>
+            </w:r>
+          </w:p>
+        </w:tc>
+      </w:tr>
+      <w:tr>
+        <w:trPr>
+          <w:cantSplit/>
+        </w:trPr>
+        <w:tc>
+          <w:tcPr>
+            <w:tcW w:type="dxa" w:w="1800"/>
+            <w:tcMar>
+              <w:top w:type="dxa" w:w="60"/>
+              <w:left w:type="dxa" w:w="100"/>
+              <w:bottom w:type="dxa" w:w="60"/>
+              <w:right w:type="dxa" w:w="100"/>
+            </w:tcMar>
+            <w:vAlign w:val="top"/>
+          </w:tcPr>
+          <w:p>
+            <w:pPr>
+              <w:spacing w:after="20" w:before="0"/>
+            </w:pPr>
+            <w:r>
+              <w:rPr>
+                <w:b/>
+                <w:bCs/>
+                <w:color w:val="0F2B3C"/>
+                <w:sz w:val="20"/>
+                <w:szCs w:val="20"/>
+              </w:rPr>
+              <w:t xml:space="preserve">Composite Figure</w:t>
+            </w:r>
+          </w:p>
+          <w:p>
+            <w:pPr>
+              <w:spacing w:after="0" w:before="0"/>
+            </w:pPr>
+            <w:r>
+              <w:rPr>
+                <w:i/>
+                <w:iCs/>
+                <w:color w:val="5E6E7E"/>
+                <w:sz w:val="18"/>
+                <w:szCs w:val="18"/>
+              </w:rPr>
+              <w:t xml:space="preserve">Figura compuesta</w:t>
+            </w:r>
+          </w:p>
+        </w:tc>
+        <w:tc>
+          <w:tcPr>
+            <w:tcW w:type="dxa" w:w="3160"/>
+            <w:tcMar>
+              <w:top w:type="dxa" w:w="60"/>
+              <w:left w:type="dxa" w:w="100"/>
+              <w:bottom w:type="dxa" w:w="60"/>
+              <w:right w:type="dxa" w:w="100"/>
+            </w:tcMar>
+            <w:vAlign w:val="top"/>
+          </w:tcPr>
+          <w:p>
+            <w:pPr>
+              <w:spacing w:after="0" w:before="0"/>
+            </w:pPr>
+            <w:r>
+              <w:rPr>
+                <w:sz w:val="19"/>
+                <w:szCs w:val="19"/>
+              </w:rPr>
+              <w:t xml:space="preserve">A shape made by putting two or more simple shapes together.</w:t>
+            </w:r>
+          </w:p>
+        </w:tc>
+        <w:tc>
+          <w:tcPr>
+            <w:tcW w:type="dxa" w:w="2200"/>
+            <w:tcMar>
+              <w:top w:type="dxa" w:w="60"/>
+              <w:left w:type="dxa" w:w="100"/>
+              <w:bottom w:type="dxa" w:w="60"/>
+              <w:right w:type="dxa" w:w="100"/>
+            </w:tcMar>
+            <w:vAlign w:val="top"/>
+          </w:tcPr>
+          <w:p>
+            <w:pPr>
+              <w:spacing w:after="30" w:before="0"/>
+            </w:pPr>
+            <w:r>
+              <w:rPr>
+                <w:i/>
+                <w:iCs/>
+                <w:color w:val="5E6E7E"/>
+                <w:sz w:val="18"/>
+                <w:szCs w:val="18"/>
+              </w:rPr>
+              <w:t xml:space="preserve">Not Composite Figure: write a counter-example that does not fit the rule.</w:t>
+            </w:r>
+          </w:p>
+          <w:p>
+            <w:pPr>
+              <w:spacing w:after="50" w:before="0"/>
+            </w:pPr>
+            <w:r>
+              <w:rPr>
+                <w:color w:val="BBBBBB"/>
+                <w:sz w:val="18"/>
+                <w:szCs w:val="18"/>
+              </w:rPr>
+              <w:t xml:space="preserve">____________________________</w:t>
+            </w:r>
+          </w:p>
+        </w:tc>
+        <w:tc>
+          <w:tcPr>
+            <w:tcW w:type="dxa" w:w="2200"/>
+            <w:tcMar>
+              <w:top w:type="dxa" w:w="60"/>
+              <w:left w:type="dxa" w:w="100"/>
+              <w:bottom w:type="dxa" w:w="60"/>
+              <w:right w:type="dxa" w:w="100"/>
+            </w:tcMar>
+            <w:vAlign w:val="top"/>
+          </w:tcPr>
+          <w:p>
+            <w:pPr>
+              <w:spacing w:after="0" w:before="0"/>
+            </w:pPr>
+            <w:r>
+              <w:rPr>
+                <w:i/>
+                <w:iCs/>
+                <w:color w:val="5E6E7E"/>
+                <w:sz w:val="18"/>
+                <w:szCs w:val="18"/>
+              </w:rPr>
+              <w:t xml:space="preserve">An L-shaped room = a 12×8 rectangle joined to a 6×5 rectangle; total area = 96 + 30 = 126 sq ft</w:t>
+            </w:r>
+          </w:p>
+        </w:tc>
+      </w:tr>
+      <w:tr>
+        <w:trPr>
+          <w:cantSplit/>
+        </w:trPr>
+        <w:tc>
+          <w:tcPr>
+            <w:tcW w:type="dxa" w:w="1800"/>
+            <w:tcMar>
+              <w:top w:type="dxa" w:w="60"/>
+              <w:left w:type="dxa" w:w="100"/>
+              <w:bottom w:type="dxa" w:w="60"/>
+              <w:right w:type="dxa" w:w="100"/>
+            </w:tcMar>
+            <w:vAlign w:val="top"/>
+          </w:tcPr>
+          <w:p>
+            <w:pPr>
+              <w:spacing w:after="20" w:before="0"/>
+            </w:pPr>
+            <w:r>
+              <w:rPr>
+                <w:b/>
+                <w:bCs/>
+                <w:color w:val="0F2B3C"/>
+                <w:sz w:val="20"/>
+                <w:szCs w:val="20"/>
+              </w:rPr>
+              <w:t xml:space="preserve">Decompose</w:t>
+            </w:r>
+          </w:p>
+          <w:p>
+            <w:pPr>
+              <w:spacing w:after="0" w:before="0"/>
+            </w:pPr>
+            <w:r>
+              <w:rPr>
+                <w:i/>
+                <w:iCs/>
+                <w:color w:val="5E6E7E"/>
+                <w:sz w:val="18"/>
+                <w:szCs w:val="18"/>
+              </w:rPr>
+              <w:t xml:space="preserve">Descomponer</w:t>
+            </w:r>
+          </w:p>
+        </w:tc>
+        <w:tc>
+          <w:tcPr>
+            <w:tcW w:type="dxa" w:w="3160"/>
+            <w:tcMar>
+              <w:top w:type="dxa" w:w="60"/>
+              <w:left w:type="dxa" w:w="100"/>
+              <w:bottom w:type="dxa" w:w="60"/>
+              <w:right w:type="dxa" w:w="100"/>
+            </w:tcMar>
+            <w:vAlign w:val="top"/>
+          </w:tcPr>
+          <w:p>
+            <w:pPr>
+              <w:spacing w:after="0" w:before="0"/>
+            </w:pPr>
+            <w:r>
+              <w:rPr>
+                <w:sz w:val="19"/>
+                <w:szCs w:val="19"/>
+              </w:rPr>
+              <w:t xml:space="preserve">To break a shape into smaller, simpler shapes.</w:t>
+            </w:r>
+          </w:p>
+        </w:tc>
+        <w:tc>
+          <w:tcPr>
+            <w:tcW w:type="dxa" w:w="2200"/>
+            <w:tcMar>
+              <w:top w:type="dxa" w:w="60"/>
+              <w:left w:type="dxa" w:w="100"/>
+              <w:bottom w:type="dxa" w:w="60"/>
+              <w:right w:type="dxa" w:w="100"/>
+            </w:tcMar>
+            <w:vAlign w:val="top"/>
+          </w:tcPr>
+          <w:p>
+            <w:pPr>
+              <w:spacing w:after="30" w:before="0"/>
+            </w:pPr>
+            <w:r>
+              <w:rPr>
+                <w:i/>
+                <w:iCs/>
+                <w:color w:val="5E6E7E"/>
+                <w:sz w:val="18"/>
+                <w:szCs w:val="18"/>
+              </w:rPr>
+              <w:t xml:space="preserve">Not Decompose: write a counter-example that does not fit the rule.</w:t>
+            </w:r>
+          </w:p>
+          <w:p>
+            <w:pPr>
+              <w:spacing w:after="50" w:before="0"/>
+            </w:pPr>
+            <w:r>
+              <w:rPr>
+                <w:color w:val="BBBBBB"/>
+                <w:sz w:val="18"/>
+                <w:szCs w:val="18"/>
+              </w:rPr>
+              <w:t xml:space="preserve">____________________________</w:t>
+            </w:r>
+          </w:p>
+        </w:tc>
+        <w:tc>
+          <w:tcPr>
+            <w:tcW w:type="dxa" w:w="2200"/>
+            <w:tcMar>
+              <w:top w:type="dxa" w:w="60"/>
+              <w:left w:type="dxa" w:w="100"/>
+              <w:bottom w:type="dxa" w:w="60"/>
+              <w:right w:type="dxa" w:w="100"/>
+            </w:tcMar>
+            <w:vAlign w:val="top"/>
+          </w:tcPr>
+          <w:p>
+            <w:pPr>
+              <w:spacing w:after="0" w:before="0"/>
+            </w:pPr>
+            <w:r>
+              <w:rPr>
+                <w:i/>
+                <w:iCs/>
+                <w:color w:val="5E6E7E"/>
+                <w:sz w:val="18"/>
+                <w:szCs w:val="18"/>
+              </w:rPr>
+              <w:t xml:space="preserve">Draw a dashed line across the L-shape to split it into two rectangles — now you can find each area separately</w:t>
+            </w:r>
+          </w:p>
+        </w:tc>
+      </w:tr>
+      <w:tr>
+        <w:trPr>
+          <w:cantSplit/>
+        </w:trPr>
+        <w:tc>
+          <w:tcPr>
+            <w:tcW w:type="dxa" w:w="1800"/>
+            <w:tcMar>
+              <w:top w:type="dxa" w:w="60"/>
+              <w:left w:type="dxa" w:w="100"/>
+              <w:bottom w:type="dxa" w:w="60"/>
+              <w:right w:type="dxa" w:w="100"/>
+            </w:tcMar>
+            <w:vAlign w:val="top"/>
+          </w:tcPr>
+          <w:p>
+            <w:pPr>
+              <w:spacing w:after="20" w:before="0"/>
+            </w:pPr>
+            <w:r>
+              <w:rPr>
+                <w:b/>
+                <w:bCs/>
+                <w:color w:val="0F2B3C"/>
+                <w:sz w:val="20"/>
+                <w:szCs w:val="20"/>
+              </w:rPr>
+              <w:t xml:space="preserve">Add</w:t>
+            </w:r>
+          </w:p>
+          <w:p>
+            <w:pPr>
+              <w:spacing w:after="0" w:before="0"/>
+            </w:pPr>
+            <w:r>
+              <w:rPr>
+                <w:i/>
+                <w:iCs/>
+                <w:color w:val="5E6E7E"/>
+                <w:sz w:val="18"/>
+                <w:szCs w:val="18"/>
+              </w:rPr>
+              <w:t xml:space="preserve">Sumar</w:t>
+            </w:r>
+          </w:p>
+        </w:tc>
+        <w:tc>
+          <w:tcPr>
+            <w:tcW w:type="dxa" w:w="3160"/>
+            <w:tcMar>
+              <w:top w:type="dxa" w:w="60"/>
+              <w:left w:type="dxa" w:w="100"/>
+              <w:bottom w:type="dxa" w:w="60"/>
+              <w:right w:type="dxa" w:w="100"/>
+            </w:tcMar>
+            <w:vAlign w:val="top"/>
+          </w:tcPr>
+          <w:p>
+            <w:pPr>
+              <w:spacing w:after="0" w:before="0"/>
+            </w:pPr>
+            <w:r>
+              <w:rPr>
+                <w:sz w:val="19"/>
+                <w:szCs w:val="19"/>
+              </w:rPr>
+              <w:t xml:space="preserve">Add up the areas of the smaller shapes to get the total.</w:t>
+            </w:r>
+          </w:p>
+        </w:tc>
+        <w:tc>
+          <w:tcPr>
+            <w:tcW w:type="dxa" w:w="2200"/>
+            <w:tcMar>
+              <w:top w:type="dxa" w:w="60"/>
+              <w:left w:type="dxa" w:w="100"/>
+              <w:bottom w:type="dxa" w:w="60"/>
+              <w:right w:type="dxa" w:w="100"/>
+            </w:tcMar>
+            <w:vAlign w:val="top"/>
+          </w:tcPr>
+          <w:p>
+            <w:pPr>
+              <w:spacing w:after="30" w:before="0"/>
+            </w:pPr>
+            <w:r>
+              <w:rPr>
+                <w:i/>
+                <w:iCs/>
+                <w:color w:val="5E6E7E"/>
+                <w:sz w:val="18"/>
+                <w:szCs w:val="18"/>
+              </w:rPr>
+              <w:t xml:space="preserve">Not Add: write a counter-example that does not fit the rule.</w:t>
+            </w:r>
+          </w:p>
+          <w:p>
+            <w:pPr>
+              <w:spacing w:after="50" w:before="0"/>
+            </w:pPr>
+            <w:r>
+              <w:rPr>
+                <w:color w:val="BBBBBB"/>
+                <w:sz w:val="18"/>
+                <w:szCs w:val="18"/>
+              </w:rPr>
+              <w:t xml:space="preserve">____________________________</w:t>
+            </w:r>
+          </w:p>
+        </w:tc>
+        <w:tc>
+          <w:tcPr>
+            <w:tcW w:type="dxa" w:w="2200"/>
+            <w:tcMar>
+              <w:top w:type="dxa" w:w="60"/>
+              <w:left w:type="dxa" w:w="100"/>
+              <w:bottom w:type="dxa" w:w="60"/>
+              <w:right w:type="dxa" w:w="100"/>
+            </w:tcMar>
+            <w:vAlign w:val="top"/>
+          </w:tcPr>
+          <w:p>
+            <w:pPr>
+              <w:spacing w:after="0" w:before="0"/>
+            </w:pPr>
+            <w:r>
+              <w:rPr>
+                <w:i/>
+                <w:iCs/>
+                <w:color w:val="5E6E7E"/>
+                <w:sz w:val="18"/>
+                <w:szCs w:val="18"/>
+              </w:rPr>
+              <w:t xml:space="preserve">T-shaped hallway: top rectangle = 30 sq ft, bottom rectangle = 28 sq ft → total = 30 + 28 = 58 sq ft</w:t>
+            </w:r>
+          </w:p>
+        </w:tc>
+      </w:tr>
+      <w:tr>
+        <w:trPr>
+          <w:cantSplit/>
+        </w:trPr>
+        <w:tc>
+          <w:tcPr>
+            <w:tcW w:type="dxa" w:w="1800"/>
+            <w:tcMar>
+              <w:top w:type="dxa" w:w="60"/>
+              <w:left w:type="dxa" w:w="100"/>
+              <w:bottom w:type="dxa" w:w="60"/>
+              <w:right w:type="dxa" w:w="100"/>
+            </w:tcMar>
+            <w:vAlign w:val="top"/>
+          </w:tcPr>
+          <w:p>
+            <w:pPr>
+              <w:spacing w:after="20" w:before="0"/>
+            </w:pPr>
+            <w:r>
+              <w:rPr>
+                <w:b/>
+                <w:bCs/>
+                <w:color w:val="0F2B3C"/>
+                <w:sz w:val="20"/>
+                <w:szCs w:val="20"/>
+              </w:rPr>
+              <w:t xml:space="preserve">Subtract</w:t>
+            </w:r>
+          </w:p>
+          <w:p>
+            <w:pPr>
+              <w:spacing w:after="0" w:before="0"/>
+            </w:pPr>
+            <w:r>
+              <w:rPr>
+                <w:i/>
+                <w:iCs/>
+                <w:color w:val="5E6E7E"/>
+                <w:sz w:val="18"/>
+                <w:szCs w:val="18"/>
+              </w:rPr>
+              <w:t xml:space="preserve">Restar</w:t>
+            </w:r>
+          </w:p>
+        </w:tc>
+        <w:tc>
+          <w:tcPr>
+            <w:tcW w:type="dxa" w:w="3160"/>
+            <w:tcMar>
+              <w:top w:type="dxa" w:w="60"/>
+              <w:left w:type="dxa" w:w="100"/>
+              <w:bottom w:type="dxa" w:w="60"/>
+              <w:right w:type="dxa" w:w="100"/>
+            </w:tcMar>
+            <w:vAlign w:val="top"/>
+          </w:tcPr>
+          <w:p>
+            <w:pPr>
+              <w:spacing w:after="0" w:before="0"/>
+            </w:pPr>
+            <w:r>
+              <w:rPr>
+                <w:sz w:val="19"/>
+                <w:szCs w:val="19"/>
+              </w:rPr>
+              <w:t xml:space="preserve">Take away the area of a missing piece from a bigger shape.</w:t>
+            </w:r>
+          </w:p>
+        </w:tc>
+        <w:tc>
+          <w:tcPr>
+            <w:tcW w:type="dxa" w:w="2200"/>
+            <w:tcMar>
+              <w:top w:type="dxa" w:w="60"/>
+              <w:left w:type="dxa" w:w="100"/>
+              <w:bottom w:type="dxa" w:w="60"/>
+              <w:right w:type="dxa" w:w="100"/>
+            </w:tcMar>
+            <w:vAlign w:val="top"/>
+          </w:tcPr>
+          <w:p>
+            <w:pPr>
+              <w:spacing w:after="30" w:before="0"/>
+            </w:pPr>
+            <w:r>
+              <w:rPr>
+                <w:i/>
+                <w:iCs/>
+                <w:color w:val="5E6E7E"/>
+                <w:sz w:val="18"/>
+                <w:szCs w:val="18"/>
+              </w:rPr>
+              <w:t xml:space="preserve">Not Subtract: write a counter-example that does not fit the rule.</w:t>
+            </w:r>
+          </w:p>
+          <w:p>
+            <w:pPr>
+              <w:spacing w:after="50" w:before="0"/>
+            </w:pPr>
+            <w:r>
+              <w:rPr>
+                <w:color w:val="BBBBBB"/>
+                <w:sz w:val="18"/>
+                <w:szCs w:val="18"/>
+              </w:rPr>
+              <w:t xml:space="preserve">____________________________</w:t>
+            </w:r>
+          </w:p>
+        </w:tc>
+        <w:tc>
+          <w:tcPr>
+            <w:tcW w:type="dxa" w:w="2200"/>
+            <w:tcMar>
+              <w:top w:type="dxa" w:w="60"/>
+              <w:left w:type="dxa" w:w="100"/>
+              <w:bottom w:type="dxa" w:w="60"/>
+              <w:right w:type="dxa" w:w="100"/>
+            </w:tcMar>
+            <w:vAlign w:val="top"/>
+          </w:tcPr>
+          <w:p>
+            <w:pPr>
+              <w:spacing w:after="0" w:before="0"/>
+            </w:pPr>
+            <w:r>
+              <w:rPr>
+                <w:i/>
+                <w:iCs/>
+                <w:color w:val="5E6E7E"/>
+                <w:sz w:val="18"/>
+                <w:szCs w:val="18"/>
+              </w:rPr>
+              <w:t xml:space="preserve">A 14×10 pool with a 6×4 cutout: 140 − 24 = 116 sq ft of water surface</w:t>
+            </w:r>
+          </w:p>
+        </w:tc>
+      </w:tr>
+      <w:tr>
+        <w:trPr>
+          <w:cantSplit/>
+        </w:trPr>
+        <w:tc>
+          <w:tcPr>
+            <w:tcW w:type="dxa" w:w="1800"/>
+            <w:tcMar>
+              <w:top w:type="dxa" w:w="60"/>
+              <w:left w:type="dxa" w:w="100"/>
+              <w:bottom w:type="dxa" w:w="60"/>
+              <w:right w:type="dxa" w:w="100"/>
+            </w:tcMar>
+            <w:vAlign w:val="top"/>
+          </w:tcPr>
+          <w:p>
+            <w:pPr>
+              <w:spacing w:after="20" w:before="0"/>
+            </w:pPr>
+            <w:r>
+              <w:rPr>
+                <w:b/>
+                <w:bCs/>
+                <w:color w:val="0F2B3C"/>
+                <w:sz w:val="20"/>
+                <w:szCs w:val="20"/>
+              </w:rPr>
+              <w:t xml:space="preserve">Formula</w:t>
+            </w:r>
+          </w:p>
+          <w:p>
+            <w:pPr>
+              <w:spacing w:after="0" w:before="0"/>
+            </w:pPr>
+            <w:r>
+              <w:rPr>
+                <w:i/>
+                <w:iCs/>
+                <w:color w:val="5E6E7E"/>
+                <w:sz w:val="18"/>
+                <w:szCs w:val="18"/>
+              </w:rPr>
+              <w:t xml:space="preserve">Fórmula</w:t>
+            </w:r>
+          </w:p>
+        </w:tc>
+        <w:tc>
+          <w:tcPr>
+            <w:tcW w:type="dxa" w:w="3160"/>
+            <w:tcMar>
+              <w:top w:type="dxa" w:w="60"/>
+              <w:left w:type="dxa" w:w="100"/>
+              <w:bottom w:type="dxa" w:w="60"/>
+              <w:right w:type="dxa" w:w="100"/>
+            </w:tcMar>
+            <w:vAlign w:val="top"/>
+          </w:tcPr>
+          <w:p>
+            <w:pPr>
+              <w:spacing w:after="0" w:before="0"/>
+            </w:pPr>
+            <w:r>
+              <w:rPr>
+                <w:sz w:val="19"/>
+                <w:szCs w:val="19"/>
+              </w:rPr>
+              <w:t xml:space="preserve">A math rule written with symbols.</w:t>
+            </w:r>
+          </w:p>
+        </w:tc>
+        <w:tc>
+          <w:tcPr>
+            <w:tcW w:type="dxa" w:w="2200"/>
+            <w:tcMar>
+              <w:top w:type="dxa" w:w="60"/>
+              <w:left w:type="dxa" w:w="100"/>
+              <w:bottom w:type="dxa" w:w="60"/>
+              <w:right w:type="dxa" w:w="100"/>
+            </w:tcMar>
+            <w:vAlign w:val="top"/>
+          </w:tcPr>
+          <w:p>
+            <w:pPr>
+              <w:spacing w:after="30" w:before="0"/>
+            </w:pPr>
+            <w:r>
+              <w:rPr>
+                <w:i/>
+                <w:iCs/>
+                <w:color w:val="5E6E7E"/>
+                <w:sz w:val="18"/>
+                <w:szCs w:val="18"/>
+              </w:rPr>
+              <w:t xml:space="preserve">Not Formula: write a counter-example that does not fit the rule.</w:t>
+            </w:r>
+          </w:p>
+          <w:p>
+            <w:pPr>
+              <w:spacing w:after="50" w:before="0"/>
+            </w:pPr>
+            <w:r>
+              <w:rPr>
+                <w:color w:val="BBBBBB"/>
+                <w:sz w:val="18"/>
+                <w:szCs w:val="18"/>
+              </w:rPr>
+              <w:t xml:space="preserve">____________________________</w:t>
+            </w:r>
+          </w:p>
+        </w:tc>
+        <w:tc>
+          <w:tcPr>
+            <w:tcW w:type="dxa" w:w="2200"/>
+            <w:tcMar>
+              <w:top w:type="dxa" w:w="60"/>
+              <w:left w:type="dxa" w:w="100"/>
+              <w:bottom w:type="dxa" w:w="60"/>
+              <w:right w:type="dxa" w:w="100"/>
+            </w:tcMar>
+            <w:vAlign w:val="top"/>
+          </w:tcPr>
+          <w:p>
+            <w:pPr>
+              <w:spacing w:after="0" w:before="0"/>
+            </w:pPr>
+            <w:r>
+              <w:rPr>
+                <w:i/>
+                <w:iCs/>
+                <w:color w:val="5E6E7E"/>
+                <w:sz w:val="18"/>
+                <w:szCs w:val="18"/>
+              </w:rPr>
+              <w:t xml:space="preserve">Rectangle: A = l × w; Triangle: A = ½ × b × h; use the right formula for each piece of a composite figure</w:t>
+            </w:r>
+          </w:p>
+        </w:tc>
+      </w:tr>
+      <w:tr>
+        <w:trPr>
+          <w:cantSplit/>
+        </w:trPr>
+        <w:tc>
+          <w:tcPr>
+            <w:tcW w:type="dxa" w:w="1800"/>
+            <w:tcMar>
+              <w:top w:type="dxa" w:w="60"/>
+              <w:left w:type="dxa" w:w="100"/>
+              <w:bottom w:type="dxa" w:w="60"/>
+              <w:right w:type="dxa" w:w="100"/>
+            </w:tcMar>
+            <w:vAlign w:val="top"/>
+          </w:tcPr>
+          <w:p>
+            <w:pPr>
+              <w:spacing w:after="20" w:before="0"/>
+            </w:pPr>
+            <w:r>
+              <w:rPr>
+                <w:b/>
+                <w:bCs/>
+                <w:color w:val="0F2B3C"/>
+                <w:sz w:val="20"/>
+                <w:szCs w:val="20"/>
+              </w:rPr>
+              <w:t xml:space="preserve">Regular polygon</w:t>
+            </w:r>
+          </w:p>
+          <w:p>
+            <w:pPr>
+              <w:spacing w:after="0" w:before="0"/>
+            </w:pPr>
+            <w:r>
+              <w:rPr>
+                <w:i/>
+                <w:iCs/>
+                <w:color w:val="5E6E7E"/>
+                <w:sz w:val="18"/>
+                <w:szCs w:val="18"/>
+              </w:rPr>
+              <w:t xml:space="preserve">Polígono regular</w:t>
+            </w:r>
+          </w:p>
+        </w:tc>
+        <w:tc>
+          <w:tcPr>
+            <w:tcW w:type="dxa" w:w="3160"/>
+            <w:tcMar>
+              <w:top w:type="dxa" w:w="60"/>
+              <w:left w:type="dxa" w:w="100"/>
+              <w:bottom w:type="dxa" w:w="60"/>
+              <w:right w:type="dxa" w:w="100"/>
+            </w:tcMar>
+            <w:vAlign w:val="top"/>
+          </w:tcPr>
+          <w:p>
+            <w:pPr>
+              <w:spacing w:after="0" w:before="0"/>
+            </w:pPr>
+            <w:r>
+              <w:rPr>
+                <w:sz w:val="19"/>
+                <w:szCs w:val="19"/>
+              </w:rPr>
+              <w:t xml:space="preserve">A shape whose sides are all the same length and whose angles are all the same size.</w:t>
+            </w:r>
+          </w:p>
+        </w:tc>
+        <w:tc>
+          <w:tcPr>
+            <w:tcW w:type="dxa" w:w="2200"/>
+            <w:tcMar>
+              <w:top w:type="dxa" w:w="60"/>
+              <w:left w:type="dxa" w:w="100"/>
+              <w:bottom w:type="dxa" w:w="60"/>
+              <w:right w:type="dxa" w:w="100"/>
+            </w:tcMar>
+            <w:vAlign w:val="top"/>
+          </w:tcPr>
+          <w:p>
+            <w:pPr>
+              <w:spacing w:after="30" w:before="0"/>
+            </w:pPr>
+            <w:r>
+              <w:rPr>
+                <w:i/>
+                <w:iCs/>
+                <w:color w:val="5E6E7E"/>
+                <w:sz w:val="18"/>
+                <w:szCs w:val="18"/>
+              </w:rPr>
+              <w:t xml:space="preserve">Not Regular polygon: write a counter-example that does not fit the rule.</w:t>
+            </w:r>
+          </w:p>
+          <w:p>
+            <w:pPr>
+              <w:spacing w:after="50" w:before="0"/>
+            </w:pPr>
+            <w:r>
+              <w:rPr>
+                <w:color w:val="BBBBBB"/>
+                <w:sz w:val="18"/>
+                <w:szCs w:val="18"/>
+              </w:rPr>
+              <w:t xml:space="preserve">____________________________</w:t>
+            </w:r>
+          </w:p>
+        </w:tc>
+        <w:tc>
+          <w:tcPr>
+            <w:tcW w:type="dxa" w:w="2200"/>
+            <w:tcMar>
+              <w:top w:type="dxa" w:w="60"/>
+              <w:left w:type="dxa" w:w="100"/>
+              <w:bottom w:type="dxa" w:w="60"/>
+              <w:right w:type="dxa" w:w="100"/>
+            </w:tcMar>
+            <w:vAlign w:val="top"/>
+          </w:tcPr>
+          <w:p>
+            <w:pPr>
+              <w:spacing w:after="0" w:before="0"/>
+            </w:pPr>
+            <w:r>
+              <w:rPr>
+                <w:i/>
+                <w:iCs/>
+                <w:color w:val="5E6E7E"/>
+                <w:sz w:val="18"/>
+                <w:szCs w:val="18"/>
+              </w:rPr>
+              <w:t xml:space="preserve">A stop sign is a regular octagon.</w:t>
+            </w:r>
+          </w:p>
+        </w:tc>
+      </w:tr>
+      <w:tr>
+        <w:trPr>
+          <w:cantSplit/>
+        </w:trPr>
+        <w:tc>
+          <w:tcPr>
+            <w:tcW w:type="dxa" w:w="1800"/>
+            <w:tcMar>
+              <w:top w:type="dxa" w:w="60"/>
+              <w:left w:type="dxa" w:w="100"/>
+              <w:bottom w:type="dxa" w:w="60"/>
+              <w:right w:type="dxa" w:w="100"/>
+            </w:tcMar>
+            <w:vAlign w:val="top"/>
+          </w:tcPr>
+          <w:p>
+            <w:pPr>
+              <w:spacing w:after="20" w:before="0"/>
+            </w:pPr>
+            <w:r>
+              <w:rPr>
+                <w:b/>
+                <w:bCs/>
+                <w:color w:val="0F2B3C"/>
+                <w:sz w:val="20"/>
+                <w:szCs w:val="20"/>
+              </w:rPr>
+              <w:t xml:space="preserve">Congruent</w:t>
+            </w:r>
+          </w:p>
+          <w:p>
+            <w:pPr>
+              <w:spacing w:after="0" w:before="0"/>
+            </w:pPr>
+            <w:r>
+              <w:rPr>
+                <w:i/>
+                <w:iCs/>
+                <w:color w:val="5E6E7E"/>
+                <w:sz w:val="18"/>
+                <w:szCs w:val="18"/>
+              </w:rPr>
+              <w:t xml:space="preserve">Congruente</w:t>
+            </w:r>
+          </w:p>
+        </w:tc>
+        <w:tc>
+          <w:tcPr>
+            <w:tcW w:type="dxa" w:w="3160"/>
+            <w:tcMar>
+              <w:top w:type="dxa" w:w="60"/>
+              <w:left w:type="dxa" w:w="100"/>
+              <w:bottom w:type="dxa" w:w="60"/>
+              <w:right w:type="dxa" w:w="100"/>
+            </w:tcMar>
+            <w:vAlign w:val="top"/>
+          </w:tcPr>
+          <w:p>
+            <w:pPr>
+              <w:spacing w:after="0" w:before="0"/>
+            </w:pPr>
+            <w:r>
+              <w:rPr>
+                <w:sz w:val="19"/>
+                <w:szCs w:val="19"/>
+              </w:rPr>
+              <w:t xml:space="preserve">Exactly the same size and shape.</w:t>
+            </w:r>
+          </w:p>
+        </w:tc>
+        <w:tc>
+          <w:tcPr>
+            <w:tcW w:type="dxa" w:w="2200"/>
+            <w:tcMar>
+              <w:top w:type="dxa" w:w="60"/>
+              <w:left w:type="dxa" w:w="100"/>
+              <w:bottom w:type="dxa" w:w="60"/>
+              <w:right w:type="dxa" w:w="100"/>
+            </w:tcMar>
+            <w:vAlign w:val="top"/>
+          </w:tcPr>
+          <w:p>
+            <w:pPr>
+              <w:spacing w:after="30" w:before="0"/>
+            </w:pPr>
+            <w:r>
+              <w:rPr>
+                <w:i/>
+                <w:iCs/>
+                <w:color w:val="5E6E7E"/>
+                <w:sz w:val="18"/>
+                <w:szCs w:val="18"/>
+              </w:rPr>
+              <w:t xml:space="preserve">Not Congruent: write a counter-example that does not fit the rule.</w:t>
+            </w:r>
+          </w:p>
+          <w:p>
+            <w:pPr>
+              <w:spacing w:after="50" w:before="0"/>
+            </w:pPr>
+            <w:r>
+              <w:rPr>
+                <w:color w:val="BBBBBB"/>
+                <w:sz w:val="18"/>
+                <w:szCs w:val="18"/>
+              </w:rPr>
+              <w:t xml:space="preserve">____________________________</w:t>
+            </w:r>
+          </w:p>
+        </w:tc>
+        <w:tc>
+          <w:tcPr>
+            <w:tcW w:type="dxa" w:w="2200"/>
+            <w:tcMar>
+              <w:top w:type="dxa" w:w="60"/>
+              <w:left w:type="dxa" w:w="100"/>
+              <w:bottom w:type="dxa" w:w="60"/>
+              <w:right w:type="dxa" w:w="100"/>
+            </w:tcMar>
+            <w:vAlign w:val="top"/>
+          </w:tcPr>
+          <w:p>
+            <w:pPr>
+              <w:spacing w:after="0" w:before="0"/>
+            </w:pPr>
+            <w:r>
+              <w:rPr>
+                <w:i/>
+                <w:iCs/>
+                <w:color w:val="5E6E7E"/>
+                <w:sz w:val="18"/>
+                <w:szCs w:val="18"/>
+              </w:rPr>
+              <w:t xml:space="preserve">The 8 center triangles of a regular octagon all match.</w:t>
+            </w:r>
+          </w:p>
+        </w:tc>
+      </w:tr>
+    </w:tbl>
+    <w:p>
+      <w:pPr>
+        <w:spacing w:after="120" w:before="140"/>
       </w:pPr>
       <w:r>
         <w:rPr>
@@ -127,73 +1379,922 @@
         <w:t xml:space="preserve">Find each piece, then add.</w:t>
       </w:r>
     </w:p>
-    <w:p>
-      <w:pPr>
-        <w:spacing w:after="40" w:before="0"/>
-      </w:pPr>
-      <w:r>
-        <w:rPr>
-          <w:sz w:val="22"/>
-          <w:szCs w:val="22"/>
-        </w:rPr>
-        <w:t xml:space="preserve">1.  Rectangle one is 3 by 4. Area = 3 × 4 = ___?</w:t>
-      </w:r>
-    </w:p>
-    <w:p>
-      <w:pPr>
-        <w:spacing w:after="80" w:before="0"/>
-      </w:pPr>
-      <w:r>
-        <w:rPr>
-          <w:color w:val="BBBBBB"/>
-        </w:rPr>
-        <w:t xml:space="preserve">____________________________________________________</w:t>
-      </w:r>
-    </w:p>
-    <w:p>
-      <w:pPr>
-        <w:spacing w:after="40" w:before="0"/>
-      </w:pPr>
-      <w:r>
-        <w:rPr>
-          <w:sz w:val="22"/>
-          <w:szCs w:val="22"/>
-        </w:rPr>
-        <w:t xml:space="preserve">2.  Rectangle two is 2 by 4. Area = 2 × 4 = ___?</w:t>
-      </w:r>
-    </w:p>
-    <w:p>
-      <w:pPr>
-        <w:spacing w:after="80" w:before="0"/>
-      </w:pPr>
-      <w:r>
-        <w:rPr>
-          <w:color w:val="BBBBBB"/>
-        </w:rPr>
-        <w:t xml:space="preserve">____________________________________________________</w:t>
-      </w:r>
-    </w:p>
-    <w:p>
-      <w:pPr>
-        <w:spacing w:after="40" w:before="0"/>
-      </w:pPr>
-      <w:r>
-        <w:rPr>
-          <w:sz w:val="22"/>
-          <w:szCs w:val="22"/>
-        </w:rPr>
-        <w:t xml:space="preserve">3.  Add the two pieces: 12 + 8 = ___?</w:t>
-      </w:r>
-    </w:p>
-    <w:p>
-      <w:pPr>
-        <w:spacing w:after="80" w:before="0"/>
-      </w:pPr>
-      <w:r>
-        <w:rPr>
-          <w:color w:val="BBBBBB"/>
-        </w:rPr>
-        <w:t xml:space="preserve">____________________________________________________</w:t>
+    <w:tbl>
+      <w:tblPr>
+        <w:tblW w:type="dxa" w:w="9360"/>
+        <w:tblBorders>
+          <w:top w:val="single" w:color="C7D2DD" w:sz="6"/>
+          <w:left w:val="single" w:color="C7D2DD" w:sz="6"/>
+          <w:bottom w:val="single" w:color="C7D2DD" w:sz="6"/>
+          <w:right w:val="single" w:color="C7D2DD" w:sz="6"/>
+          <w:insideH w:val="single" w:color="C7D2DD" w:sz="6"/>
+          <w:insideV w:val="single" w:color="C7D2DD" w:sz="6"/>
+        </w:tblBorders>
+      </w:tblPr>
+      <w:tblGrid>
+        <w:gridCol w:w="2800"/>
+        <w:gridCol w:w="3560"/>
+        <w:gridCol w:w="3000"/>
+      </w:tblGrid>
+      <w:tr>
+        <w:trPr>
+          <w:cantSplit/>
+          <w:tblHeader/>
+        </w:trPr>
+        <w:tc>
+          <w:tcPr>
+            <w:tcW w:type="dxa" w:w="2800"/>
+            <w:shd w:fill="EEF4F8" w:color="auto" w:val="clear"/>
+            <w:tcMar>
+              <w:top w:type="dxa" w:w="60"/>
+              <w:left w:type="dxa" w:w="100"/>
+              <w:bottom w:type="dxa" w:w="60"/>
+              <w:right w:type="dxa" w:w="100"/>
+            </w:tcMar>
+          </w:tcPr>
+          <w:p>
+            <w:pPr>
+              <w:spacing w:after="0" w:before="0"/>
+            </w:pPr>
+            <w:r>
+              <w:rPr>
+                <w:b/>
+                <w:bCs/>
+                <w:color w:val="0F2B3C"/>
+                <w:sz w:val="16"/>
+                <w:szCs w:val="16"/>
+              </w:rPr>
+              <w:t xml:space="preserve">CORE PROBLEM / GIVEN REPRESENTATION</w:t>
+            </w:r>
+          </w:p>
+        </w:tc>
+        <w:tc>
+          <w:tcPr>
+            <w:tcW w:type="dxa" w:w="3560"/>
+            <w:shd w:fill="EEF4F8" w:color="auto" w:val="clear"/>
+            <w:tcMar>
+              <w:top w:type="dxa" w:w="60"/>
+              <w:left w:type="dxa" w:w="100"/>
+              <w:bottom w:type="dxa" w:w="60"/>
+              <w:right w:type="dxa" w:w="100"/>
+            </w:tcMar>
+          </w:tcPr>
+          <w:p>
+            <w:pPr>
+              <w:spacing w:after="0" w:before="0"/>
+            </w:pPr>
+            <w:r>
+              <w:rPr>
+                <w:b/>
+                <w:bCs/>
+                <w:color w:val="0F2B3C"/>
+                <w:sz w:val="16"/>
+                <w:szCs w:val="16"/>
+              </w:rPr>
+              <w:t xml:space="preserve">WORKING SPACE / CALCULATION STEPS</w:t>
+            </w:r>
+          </w:p>
+        </w:tc>
+        <w:tc>
+          <w:tcPr>
+            <w:tcW w:type="dxa" w:w="3000"/>
+            <w:shd w:fill="FBF3E2" w:color="auto" w:val="clear"/>
+            <w:tcMar>
+              <w:top w:type="dxa" w:w="60"/>
+              <w:left w:type="dxa" w:w="100"/>
+              <w:bottom w:type="dxa" w:w="60"/>
+              <w:right w:type="dxa" w:w="100"/>
+            </w:tcMar>
+          </w:tcPr>
+          <w:p>
+            <w:pPr>
+              <w:spacing w:after="0" w:before="0"/>
+            </w:pPr>
+            <w:r>
+              <w:rPr>
+                <w:b/>
+                <w:bCs/>
+                <w:color w:val="7A5400"/>
+                <w:sz w:val="16"/>
+                <w:szCs w:val="16"/>
+              </w:rPr>
+              <w:t xml:space="preserve">EXPLAIN YOUR REASONING</w:t>
+            </w:r>
+          </w:p>
+        </w:tc>
+      </w:tr>
+      <w:tr>
+        <w:trPr>
+          <w:cantSplit/>
+        </w:trPr>
+        <w:tc>
+          <w:tcPr>
+            <w:tcW w:type="dxa" w:w="2800"/>
+            <w:tcMar>
+              <w:top w:type="dxa" w:w="80"/>
+              <w:left w:type="dxa" w:w="100"/>
+              <w:bottom w:type="dxa" w:w="80"/>
+              <w:right w:type="dxa" w:w="100"/>
+            </w:tcMar>
+            <w:vAlign w:val="top"/>
+          </w:tcPr>
+          <w:p>
+            <w:pPr>
+              <w:spacing w:after="40" w:before="0"/>
+            </w:pPr>
+            <w:r>
+              <w:rPr>
+                <w:b/>
+                <w:bCs/>
+                <w:color w:val="0F2B3C"/>
+                <w:sz w:val="20"/>
+                <w:szCs w:val="20"/>
+              </w:rPr>
+              <w:t xml:space="preserve">1.  Rectangle one is 3 by 4. Area = 3 × 4 = ___?</w:t>
+            </w:r>
+          </w:p>
+        </w:tc>
+        <w:tc>
+          <w:tcPr>
+            <w:tcW w:type="dxa" w:w="3560"/>
+            <w:tcMar>
+              <w:top w:type="dxa" w:w="80"/>
+              <w:left w:type="dxa" w:w="100"/>
+              <w:bottom w:type="dxa" w:w="80"/>
+              <w:right w:type="dxa" w:w="100"/>
+            </w:tcMar>
+            <w:vAlign w:val="top"/>
+          </w:tcPr>
+          <w:p>
+            <w:pPr>
+              <w:spacing w:after="50" w:before="0"/>
+            </w:pPr>
+            <w:r>
+              <w:rPr>
+                <w:color w:val="BBBBBB"/>
+                <w:sz w:val="18"/>
+                <w:szCs w:val="18"/>
+              </w:rPr>
+              <w:t xml:space="preserve">____________________________</w:t>
+            </w:r>
+          </w:p>
+          <w:p>
+            <w:pPr>
+              <w:spacing w:after="50" w:before="0"/>
+            </w:pPr>
+            <w:r>
+              <w:rPr>
+                <w:color w:val="BBBBBB"/>
+                <w:sz w:val="18"/>
+                <w:szCs w:val="18"/>
+              </w:rPr>
+              <w:t xml:space="preserve">____________________________</w:t>
+            </w:r>
+          </w:p>
+          <w:p>
+            <w:pPr>
+              <w:spacing w:after="50" w:before="0"/>
+            </w:pPr>
+            <w:r>
+              <w:rPr>
+                <w:color w:val="BBBBBB"/>
+                <w:sz w:val="18"/>
+                <w:szCs w:val="18"/>
+              </w:rPr>
+              <w:t xml:space="preserve">____________________________</w:t>
+            </w:r>
+          </w:p>
+          <w:p>
+            <w:pPr>
+              <w:spacing w:after="50" w:before="0"/>
+            </w:pPr>
+            <w:r>
+              <w:rPr>
+                <w:color w:val="BBBBBB"/>
+                <w:sz w:val="18"/>
+                <w:szCs w:val="18"/>
+              </w:rPr>
+              <w:t xml:space="preserve">____________________________</w:t>
+            </w:r>
+          </w:p>
+        </w:tc>
+        <w:tc>
+          <w:tcPr>
+            <w:tcW w:type="dxa" w:w="3000"/>
+            <w:shd w:fill="FBF3E2" w:color="auto" w:val="clear"/>
+            <w:tcMar>
+              <w:top w:type="dxa" w:w="80"/>
+              <w:left w:type="dxa" w:w="100"/>
+              <w:bottom w:type="dxa" w:w="80"/>
+              <w:right w:type="dxa" w:w="100"/>
+            </w:tcMar>
+            <w:vAlign w:val="top"/>
+          </w:tcPr>
+          <w:p>
+            <w:pPr>
+              <w:spacing w:after="30" w:before="0"/>
+            </w:pPr>
+            <w:r>
+              <w:rPr>
+                <w:b/>
+                <w:bCs/>
+                <w:color w:val="0F2B3C"/>
+                <w:sz w:val="18"/>
+                <w:szCs w:val="18"/>
+              </w:rPr>
+              <w:t xml:space="preserve">Because... ________________</w:t>
+            </w:r>
+          </w:p>
+          <w:p>
+            <w:pPr>
+              <w:spacing w:after="50" w:before="0"/>
+            </w:pPr>
+            <w:r>
+              <w:rPr>
+                <w:color w:val="BBBBBB"/>
+                <w:sz w:val="18"/>
+                <w:szCs w:val="18"/>
+              </w:rPr>
+              <w:t xml:space="preserve">____________________________</w:t>
+            </w:r>
+          </w:p>
+          <w:p>
+            <w:pPr>
+              <w:spacing w:after="30" w:before="40"/>
+            </w:pPr>
+            <w:r>
+              <w:rPr>
+                <w:b/>
+                <w:bCs/>
+                <w:color w:val="1A6FB5"/>
+                <w:sz w:val="18"/>
+                <w:szCs w:val="18"/>
+              </w:rPr>
+              <w:t xml:space="preserve">Although... _______________</w:t>
+            </w:r>
+          </w:p>
+          <w:p>
+            <w:pPr>
+              <w:spacing w:after="50" w:before="0"/>
+            </w:pPr>
+            <w:r>
+              <w:rPr>
+                <w:color w:val="BBBBBB"/>
+                <w:sz w:val="18"/>
+                <w:szCs w:val="18"/>
+              </w:rPr>
+              <w:t xml:space="preserve">____________________________</w:t>
+            </w:r>
+          </w:p>
+          <w:p>
+            <w:pPr>
+              <w:spacing w:after="30" w:before="40"/>
+            </w:pPr>
+            <w:r>
+              <w:rPr>
+                <w:b/>
+                <w:bCs/>
+                <w:color w:val="7A5400"/>
+                <w:sz w:val="18"/>
+                <w:szCs w:val="18"/>
+              </w:rPr>
+              <w:t xml:space="preserve">Therefore... ______________</w:t>
+            </w:r>
+          </w:p>
+          <w:p>
+            <w:pPr>
+              <w:spacing w:after="50" w:before="0"/>
+            </w:pPr>
+            <w:r>
+              <w:rPr>
+                <w:color w:val="BBBBBB"/>
+                <w:sz w:val="18"/>
+                <w:szCs w:val="18"/>
+              </w:rPr>
+              <w:t xml:space="preserve">____________________________</w:t>
+            </w:r>
+          </w:p>
+        </w:tc>
+      </w:tr>
+    </w:tbl>
+    <w:p>
+      <w:pPr>
+        <w:spacing w:after="60" w:before="0"/>
+      </w:pPr>
+      <w:r>
+        <w:t xml:space="preserve"/>
+      </w:r>
+    </w:p>
+    <w:tbl>
+      <w:tblPr>
+        <w:tblW w:type="dxa" w:w="9360"/>
+        <w:tblBorders>
+          <w:top w:val="single" w:color="C7D2DD" w:sz="6"/>
+          <w:left w:val="single" w:color="C7D2DD" w:sz="6"/>
+          <w:bottom w:val="single" w:color="C7D2DD" w:sz="6"/>
+          <w:right w:val="single" w:color="C7D2DD" w:sz="6"/>
+          <w:insideH w:val="single" w:color="C7D2DD" w:sz="6"/>
+          <w:insideV w:val="single" w:color="C7D2DD" w:sz="6"/>
+        </w:tblBorders>
+      </w:tblPr>
+      <w:tblGrid>
+        <w:gridCol w:w="2800"/>
+        <w:gridCol w:w="3560"/>
+        <w:gridCol w:w="3000"/>
+      </w:tblGrid>
+      <w:tr>
+        <w:trPr>
+          <w:cantSplit/>
+          <w:tblHeader/>
+        </w:trPr>
+        <w:tc>
+          <w:tcPr>
+            <w:tcW w:type="dxa" w:w="2800"/>
+            <w:shd w:fill="EEF4F8" w:color="auto" w:val="clear"/>
+            <w:tcMar>
+              <w:top w:type="dxa" w:w="60"/>
+              <w:left w:type="dxa" w:w="100"/>
+              <w:bottom w:type="dxa" w:w="60"/>
+              <w:right w:type="dxa" w:w="100"/>
+            </w:tcMar>
+          </w:tcPr>
+          <w:p>
+            <w:pPr>
+              <w:spacing w:after="0" w:before="0"/>
+            </w:pPr>
+            <w:r>
+              <w:rPr>
+                <w:b/>
+                <w:bCs/>
+                <w:color w:val="0F2B3C"/>
+                <w:sz w:val="16"/>
+                <w:szCs w:val="16"/>
+              </w:rPr>
+              <w:t xml:space="preserve">CORE PROBLEM / GIVEN REPRESENTATION</w:t>
+            </w:r>
+          </w:p>
+        </w:tc>
+        <w:tc>
+          <w:tcPr>
+            <w:tcW w:type="dxa" w:w="3560"/>
+            <w:shd w:fill="EEF4F8" w:color="auto" w:val="clear"/>
+            <w:tcMar>
+              <w:top w:type="dxa" w:w="60"/>
+              <w:left w:type="dxa" w:w="100"/>
+              <w:bottom w:type="dxa" w:w="60"/>
+              <w:right w:type="dxa" w:w="100"/>
+            </w:tcMar>
+          </w:tcPr>
+          <w:p>
+            <w:pPr>
+              <w:spacing w:after="0" w:before="0"/>
+            </w:pPr>
+            <w:r>
+              <w:rPr>
+                <w:b/>
+                <w:bCs/>
+                <w:color w:val="0F2B3C"/>
+                <w:sz w:val="16"/>
+                <w:szCs w:val="16"/>
+              </w:rPr>
+              <w:t xml:space="preserve">WORKING SPACE / CALCULATION STEPS</w:t>
+            </w:r>
+          </w:p>
+        </w:tc>
+        <w:tc>
+          <w:tcPr>
+            <w:tcW w:type="dxa" w:w="3000"/>
+            <w:shd w:fill="FBF3E2" w:color="auto" w:val="clear"/>
+            <w:tcMar>
+              <w:top w:type="dxa" w:w="60"/>
+              <w:left w:type="dxa" w:w="100"/>
+              <w:bottom w:type="dxa" w:w="60"/>
+              <w:right w:type="dxa" w:w="100"/>
+            </w:tcMar>
+          </w:tcPr>
+          <w:p>
+            <w:pPr>
+              <w:spacing w:after="0" w:before="0"/>
+            </w:pPr>
+            <w:r>
+              <w:rPr>
+                <w:b/>
+                <w:bCs/>
+                <w:color w:val="7A5400"/>
+                <w:sz w:val="16"/>
+                <w:szCs w:val="16"/>
+              </w:rPr>
+              <w:t xml:space="preserve">EXPLAIN YOUR REASONING</w:t>
+            </w:r>
+          </w:p>
+        </w:tc>
+      </w:tr>
+      <w:tr>
+        <w:trPr>
+          <w:cantSplit/>
+        </w:trPr>
+        <w:tc>
+          <w:tcPr>
+            <w:tcW w:type="dxa" w:w="2800"/>
+            <w:tcMar>
+              <w:top w:type="dxa" w:w="80"/>
+              <w:left w:type="dxa" w:w="100"/>
+              <w:bottom w:type="dxa" w:w="80"/>
+              <w:right w:type="dxa" w:w="100"/>
+            </w:tcMar>
+            <w:vAlign w:val="top"/>
+          </w:tcPr>
+          <w:p>
+            <w:pPr>
+              <w:spacing w:after="40" w:before="0"/>
+            </w:pPr>
+            <w:r>
+              <w:rPr>
+                <w:b/>
+                <w:bCs/>
+                <w:color w:val="0F2B3C"/>
+                <w:sz w:val="20"/>
+                <w:szCs w:val="20"/>
+              </w:rPr>
+              <w:t xml:space="preserve">2.  Rectangle two is 2 by 4. Area = 2 × 4 = ___?</w:t>
+            </w:r>
+          </w:p>
+        </w:tc>
+        <w:tc>
+          <w:tcPr>
+            <w:tcW w:type="dxa" w:w="3560"/>
+            <w:tcMar>
+              <w:top w:type="dxa" w:w="80"/>
+              <w:left w:type="dxa" w:w="100"/>
+              <w:bottom w:type="dxa" w:w="80"/>
+              <w:right w:type="dxa" w:w="100"/>
+            </w:tcMar>
+            <w:vAlign w:val="top"/>
+          </w:tcPr>
+          <w:p>
+            <w:pPr>
+              <w:spacing w:after="50" w:before="0"/>
+            </w:pPr>
+            <w:r>
+              <w:rPr>
+                <w:color w:val="BBBBBB"/>
+                <w:sz w:val="18"/>
+                <w:szCs w:val="18"/>
+              </w:rPr>
+              <w:t xml:space="preserve">____________________________</w:t>
+            </w:r>
+          </w:p>
+          <w:p>
+            <w:pPr>
+              <w:spacing w:after="50" w:before="0"/>
+            </w:pPr>
+            <w:r>
+              <w:rPr>
+                <w:color w:val="BBBBBB"/>
+                <w:sz w:val="18"/>
+                <w:szCs w:val="18"/>
+              </w:rPr>
+              <w:t xml:space="preserve">____________________________</w:t>
+            </w:r>
+          </w:p>
+          <w:p>
+            <w:pPr>
+              <w:spacing w:after="50" w:before="0"/>
+            </w:pPr>
+            <w:r>
+              <w:rPr>
+                <w:color w:val="BBBBBB"/>
+                <w:sz w:val="18"/>
+                <w:szCs w:val="18"/>
+              </w:rPr>
+              <w:t xml:space="preserve">____________________________</w:t>
+            </w:r>
+          </w:p>
+          <w:p>
+            <w:pPr>
+              <w:spacing w:after="50" w:before="0"/>
+            </w:pPr>
+            <w:r>
+              <w:rPr>
+                <w:color w:val="BBBBBB"/>
+                <w:sz w:val="18"/>
+                <w:szCs w:val="18"/>
+              </w:rPr>
+              <w:t xml:space="preserve">____________________________</w:t>
+            </w:r>
+          </w:p>
+        </w:tc>
+        <w:tc>
+          <w:tcPr>
+            <w:tcW w:type="dxa" w:w="3000"/>
+            <w:shd w:fill="FBF3E2" w:color="auto" w:val="clear"/>
+            <w:tcMar>
+              <w:top w:type="dxa" w:w="80"/>
+              <w:left w:type="dxa" w:w="100"/>
+              <w:bottom w:type="dxa" w:w="80"/>
+              <w:right w:type="dxa" w:w="100"/>
+            </w:tcMar>
+            <w:vAlign w:val="top"/>
+          </w:tcPr>
+          <w:p>
+            <w:pPr>
+              <w:spacing w:after="30" w:before="0"/>
+            </w:pPr>
+            <w:r>
+              <w:rPr>
+                <w:b/>
+                <w:bCs/>
+                <w:color w:val="0F2B3C"/>
+                <w:sz w:val="18"/>
+                <w:szCs w:val="18"/>
+              </w:rPr>
+              <w:t xml:space="preserve">Because... ________________</w:t>
+            </w:r>
+          </w:p>
+          <w:p>
+            <w:pPr>
+              <w:spacing w:after="50" w:before="0"/>
+            </w:pPr>
+            <w:r>
+              <w:rPr>
+                <w:color w:val="BBBBBB"/>
+                <w:sz w:val="18"/>
+                <w:szCs w:val="18"/>
+              </w:rPr>
+              <w:t xml:space="preserve">____________________________</w:t>
+            </w:r>
+          </w:p>
+          <w:p>
+            <w:pPr>
+              <w:spacing w:after="30" w:before="40"/>
+            </w:pPr>
+            <w:r>
+              <w:rPr>
+                <w:b/>
+                <w:bCs/>
+                <w:color w:val="1A6FB5"/>
+                <w:sz w:val="18"/>
+                <w:szCs w:val="18"/>
+              </w:rPr>
+              <w:t xml:space="preserve">Although... _______________</w:t>
+            </w:r>
+          </w:p>
+          <w:p>
+            <w:pPr>
+              <w:spacing w:after="50" w:before="0"/>
+            </w:pPr>
+            <w:r>
+              <w:rPr>
+                <w:color w:val="BBBBBB"/>
+                <w:sz w:val="18"/>
+                <w:szCs w:val="18"/>
+              </w:rPr>
+              <w:t xml:space="preserve">____________________________</w:t>
+            </w:r>
+          </w:p>
+          <w:p>
+            <w:pPr>
+              <w:spacing w:after="30" w:before="40"/>
+            </w:pPr>
+            <w:r>
+              <w:rPr>
+                <w:b/>
+                <w:bCs/>
+                <w:color w:val="7A5400"/>
+                <w:sz w:val="18"/>
+                <w:szCs w:val="18"/>
+              </w:rPr>
+              <w:t xml:space="preserve">Therefore... ______________</w:t>
+            </w:r>
+          </w:p>
+          <w:p>
+            <w:pPr>
+              <w:spacing w:after="50" w:before="0"/>
+            </w:pPr>
+            <w:r>
+              <w:rPr>
+                <w:color w:val="BBBBBB"/>
+                <w:sz w:val="18"/>
+                <w:szCs w:val="18"/>
+              </w:rPr>
+              <w:t xml:space="preserve">____________________________</w:t>
+            </w:r>
+          </w:p>
+        </w:tc>
+      </w:tr>
+    </w:tbl>
+    <w:p>
+      <w:pPr>
+        <w:spacing w:after="60" w:before="0"/>
+      </w:pPr>
+      <w:r>
+        <w:t xml:space="preserve"/>
+      </w:r>
+    </w:p>
+    <w:tbl>
+      <w:tblPr>
+        <w:tblW w:type="dxa" w:w="9360"/>
+        <w:tblBorders>
+          <w:top w:val="single" w:color="C7D2DD" w:sz="6"/>
+          <w:left w:val="single" w:color="C7D2DD" w:sz="6"/>
+          <w:bottom w:val="single" w:color="C7D2DD" w:sz="6"/>
+          <w:right w:val="single" w:color="C7D2DD" w:sz="6"/>
+          <w:insideH w:val="single" w:color="C7D2DD" w:sz="6"/>
+          <w:insideV w:val="single" w:color="C7D2DD" w:sz="6"/>
+        </w:tblBorders>
+      </w:tblPr>
+      <w:tblGrid>
+        <w:gridCol w:w="2800"/>
+        <w:gridCol w:w="3560"/>
+        <w:gridCol w:w="3000"/>
+      </w:tblGrid>
+      <w:tr>
+        <w:trPr>
+          <w:cantSplit/>
+          <w:tblHeader/>
+        </w:trPr>
+        <w:tc>
+          <w:tcPr>
+            <w:tcW w:type="dxa" w:w="2800"/>
+            <w:shd w:fill="EEF4F8" w:color="auto" w:val="clear"/>
+            <w:tcMar>
+              <w:top w:type="dxa" w:w="60"/>
+              <w:left w:type="dxa" w:w="100"/>
+              <w:bottom w:type="dxa" w:w="60"/>
+              <w:right w:type="dxa" w:w="100"/>
+            </w:tcMar>
+          </w:tcPr>
+          <w:p>
+            <w:pPr>
+              <w:spacing w:after="0" w:before="0"/>
+            </w:pPr>
+            <w:r>
+              <w:rPr>
+                <w:b/>
+                <w:bCs/>
+                <w:color w:val="0F2B3C"/>
+                <w:sz w:val="16"/>
+                <w:szCs w:val="16"/>
+              </w:rPr>
+              <w:t xml:space="preserve">CORE PROBLEM / GIVEN REPRESENTATION</w:t>
+            </w:r>
+          </w:p>
+        </w:tc>
+        <w:tc>
+          <w:tcPr>
+            <w:tcW w:type="dxa" w:w="3560"/>
+            <w:shd w:fill="EEF4F8" w:color="auto" w:val="clear"/>
+            <w:tcMar>
+              <w:top w:type="dxa" w:w="60"/>
+              <w:left w:type="dxa" w:w="100"/>
+              <w:bottom w:type="dxa" w:w="60"/>
+              <w:right w:type="dxa" w:w="100"/>
+            </w:tcMar>
+          </w:tcPr>
+          <w:p>
+            <w:pPr>
+              <w:spacing w:after="0" w:before="0"/>
+            </w:pPr>
+            <w:r>
+              <w:rPr>
+                <w:b/>
+                <w:bCs/>
+                <w:color w:val="0F2B3C"/>
+                <w:sz w:val="16"/>
+                <w:szCs w:val="16"/>
+              </w:rPr>
+              <w:t xml:space="preserve">WORKING SPACE / CALCULATION STEPS</w:t>
+            </w:r>
+          </w:p>
+        </w:tc>
+        <w:tc>
+          <w:tcPr>
+            <w:tcW w:type="dxa" w:w="3000"/>
+            <w:shd w:fill="FBF3E2" w:color="auto" w:val="clear"/>
+            <w:tcMar>
+              <w:top w:type="dxa" w:w="60"/>
+              <w:left w:type="dxa" w:w="100"/>
+              <w:bottom w:type="dxa" w:w="60"/>
+              <w:right w:type="dxa" w:w="100"/>
+            </w:tcMar>
+          </w:tcPr>
+          <w:p>
+            <w:pPr>
+              <w:spacing w:after="0" w:before="0"/>
+            </w:pPr>
+            <w:r>
+              <w:rPr>
+                <w:b/>
+                <w:bCs/>
+                <w:color w:val="7A5400"/>
+                <w:sz w:val="16"/>
+                <w:szCs w:val="16"/>
+              </w:rPr>
+              <w:t xml:space="preserve">EXPLAIN YOUR REASONING</w:t>
+            </w:r>
+          </w:p>
+        </w:tc>
+      </w:tr>
+      <w:tr>
+        <w:trPr>
+          <w:cantSplit/>
+        </w:trPr>
+        <w:tc>
+          <w:tcPr>
+            <w:tcW w:type="dxa" w:w="2800"/>
+            <w:tcMar>
+              <w:top w:type="dxa" w:w="80"/>
+              <w:left w:type="dxa" w:w="100"/>
+              <w:bottom w:type="dxa" w:w="80"/>
+              <w:right w:type="dxa" w:w="100"/>
+            </w:tcMar>
+            <w:vAlign w:val="top"/>
+          </w:tcPr>
+          <w:p>
+            <w:pPr>
+              <w:spacing w:after="40" w:before="0"/>
+            </w:pPr>
+            <w:r>
+              <w:rPr>
+                <w:b/>
+                <w:bCs/>
+                <w:color w:val="0F2B3C"/>
+                <w:sz w:val="20"/>
+                <w:szCs w:val="20"/>
+              </w:rPr>
+              <w:t xml:space="preserve">3.  Add the two pieces: 12 + 8 = ___?</w:t>
+            </w:r>
+          </w:p>
+        </w:tc>
+        <w:tc>
+          <w:tcPr>
+            <w:tcW w:type="dxa" w:w="3560"/>
+            <w:tcMar>
+              <w:top w:type="dxa" w:w="80"/>
+              <w:left w:type="dxa" w:w="100"/>
+              <w:bottom w:type="dxa" w:w="80"/>
+              <w:right w:type="dxa" w:w="100"/>
+            </w:tcMar>
+            <w:vAlign w:val="top"/>
+          </w:tcPr>
+          <w:p>
+            <w:pPr>
+              <w:spacing w:after="50" w:before="0"/>
+            </w:pPr>
+            <w:r>
+              <w:rPr>
+                <w:color w:val="BBBBBB"/>
+                <w:sz w:val="18"/>
+                <w:szCs w:val="18"/>
+              </w:rPr>
+              <w:t xml:space="preserve">____________________________</w:t>
+            </w:r>
+          </w:p>
+          <w:p>
+            <w:pPr>
+              <w:spacing w:after="50" w:before="0"/>
+            </w:pPr>
+            <w:r>
+              <w:rPr>
+                <w:color w:val="BBBBBB"/>
+                <w:sz w:val="18"/>
+                <w:szCs w:val="18"/>
+              </w:rPr>
+              <w:t xml:space="preserve">____________________________</w:t>
+            </w:r>
+          </w:p>
+          <w:p>
+            <w:pPr>
+              <w:spacing w:after="50" w:before="0"/>
+            </w:pPr>
+            <w:r>
+              <w:rPr>
+                <w:color w:val="BBBBBB"/>
+                <w:sz w:val="18"/>
+                <w:szCs w:val="18"/>
+              </w:rPr>
+              <w:t xml:space="preserve">____________________________</w:t>
+            </w:r>
+          </w:p>
+          <w:p>
+            <w:pPr>
+              <w:spacing w:after="50" w:before="0"/>
+            </w:pPr>
+            <w:r>
+              <w:rPr>
+                <w:color w:val="BBBBBB"/>
+                <w:sz w:val="18"/>
+                <w:szCs w:val="18"/>
+              </w:rPr>
+              <w:t xml:space="preserve">____________________________</w:t>
+            </w:r>
+          </w:p>
+        </w:tc>
+        <w:tc>
+          <w:tcPr>
+            <w:tcW w:type="dxa" w:w="3000"/>
+            <w:shd w:fill="FBF3E2" w:color="auto" w:val="clear"/>
+            <w:tcMar>
+              <w:top w:type="dxa" w:w="80"/>
+              <w:left w:type="dxa" w:w="100"/>
+              <w:bottom w:type="dxa" w:w="80"/>
+              <w:right w:type="dxa" w:w="100"/>
+            </w:tcMar>
+            <w:vAlign w:val="top"/>
+          </w:tcPr>
+          <w:p>
+            <w:pPr>
+              <w:spacing w:after="30" w:before="0"/>
+            </w:pPr>
+            <w:r>
+              <w:rPr>
+                <w:b/>
+                <w:bCs/>
+                <w:color w:val="0F2B3C"/>
+                <w:sz w:val="18"/>
+                <w:szCs w:val="18"/>
+              </w:rPr>
+              <w:t xml:space="preserve">Because... ________________</w:t>
+            </w:r>
+          </w:p>
+          <w:p>
+            <w:pPr>
+              <w:spacing w:after="50" w:before="0"/>
+            </w:pPr>
+            <w:r>
+              <w:rPr>
+                <w:color w:val="BBBBBB"/>
+                <w:sz w:val="18"/>
+                <w:szCs w:val="18"/>
+              </w:rPr>
+              <w:t xml:space="preserve">____________________________</w:t>
+            </w:r>
+          </w:p>
+          <w:p>
+            <w:pPr>
+              <w:spacing w:after="30" w:before="40"/>
+            </w:pPr>
+            <w:r>
+              <w:rPr>
+                <w:b/>
+                <w:bCs/>
+                <w:color w:val="1A6FB5"/>
+                <w:sz w:val="18"/>
+                <w:szCs w:val="18"/>
+              </w:rPr>
+              <w:t xml:space="preserve">Although... _______________</w:t>
+            </w:r>
+          </w:p>
+          <w:p>
+            <w:pPr>
+              <w:spacing w:after="50" w:before="0"/>
+            </w:pPr>
+            <w:r>
+              <w:rPr>
+                <w:color w:val="BBBBBB"/>
+                <w:sz w:val="18"/>
+                <w:szCs w:val="18"/>
+              </w:rPr>
+              <w:t xml:space="preserve">____________________________</w:t>
+            </w:r>
+          </w:p>
+          <w:p>
+            <w:pPr>
+              <w:spacing w:after="30" w:before="40"/>
+            </w:pPr>
+            <w:r>
+              <w:rPr>
+                <w:b/>
+                <w:bCs/>
+                <w:color w:val="7A5400"/>
+                <w:sz w:val="18"/>
+                <w:szCs w:val="18"/>
+              </w:rPr>
+              <w:t xml:space="preserve">Therefore... ______________</w:t>
+            </w:r>
+          </w:p>
+          <w:p>
+            <w:pPr>
+              <w:spacing w:after="50" w:before="0"/>
+            </w:pPr>
+            <w:r>
+              <w:rPr>
+                <w:color w:val="BBBBBB"/>
+                <w:sz w:val="18"/>
+                <w:szCs w:val="18"/>
+              </w:rPr>
+              <w:t xml:space="preserve">____________________________</w:t>
+            </w:r>
+          </w:p>
+        </w:tc>
+      </w:tr>
+    </w:tbl>
+    <w:p>
+      <w:pPr>
+        <w:spacing w:after="60" w:before="0"/>
+      </w:pPr>
+      <w:r>
+        <w:t xml:space="preserve"/>
       </w:r>
     </w:p>
     <w:p>
@@ -225,73 +2326,922 @@
         <w:t xml:space="preserve">Add a rectangle and a triangle.</w:t>
       </w:r>
     </w:p>
-    <w:p>
-      <w:pPr>
-        <w:spacing w:after="40" w:before="0"/>
-      </w:pPr>
-      <w:r>
-        <w:rPr>
-          <w:sz w:val="22"/>
-          <w:szCs w:val="22"/>
-        </w:rPr>
-        <w:t xml:space="preserve">1.  A rectangle is 5 by 4. Area = ___?</w:t>
-      </w:r>
-    </w:p>
-    <w:p>
-      <w:pPr>
-        <w:spacing w:after="80" w:before="0"/>
-      </w:pPr>
-      <w:r>
-        <w:rPr>
-          <w:color w:val="BBBBBB"/>
-        </w:rPr>
-        <w:t xml:space="preserve">____________________________________________________</w:t>
-      </w:r>
-    </w:p>
-    <w:p>
-      <w:pPr>
-        <w:spacing w:after="40" w:before="0"/>
-      </w:pPr>
-      <w:r>
-        <w:rPr>
-          <w:sz w:val="22"/>
-          <w:szCs w:val="22"/>
-        </w:rPr>
-        <w:t xml:space="preserve">2.  A triangle has base 4 and height 3. Area = base × height ÷ 2 = ___?</w:t>
-      </w:r>
-    </w:p>
-    <w:p>
-      <w:pPr>
-        <w:spacing w:after="80" w:before="0"/>
-      </w:pPr>
-      <w:r>
-        <w:rPr>
-          <w:color w:val="BBBBBB"/>
-        </w:rPr>
-        <w:t xml:space="preserve">____________________________________________________</w:t>
-      </w:r>
-    </w:p>
-    <w:p>
-      <w:pPr>
-        <w:spacing w:after="40" w:before="0"/>
-      </w:pPr>
-      <w:r>
-        <w:rPr>
-          <w:sz w:val="22"/>
-          <w:szCs w:val="22"/>
-        </w:rPr>
-        <w:t xml:space="preserve">3.  Add both pieces: 20 + 6 = ___?</w:t>
-      </w:r>
-    </w:p>
-    <w:p>
-      <w:pPr>
-        <w:spacing w:after="80" w:before="0"/>
-      </w:pPr>
-      <w:r>
-        <w:rPr>
-          <w:color w:val="BBBBBB"/>
-        </w:rPr>
-        <w:t xml:space="preserve">____________________________________________________</w:t>
+    <w:tbl>
+      <w:tblPr>
+        <w:tblW w:type="dxa" w:w="9360"/>
+        <w:tblBorders>
+          <w:top w:val="single" w:color="C7D2DD" w:sz="6"/>
+          <w:left w:val="single" w:color="C7D2DD" w:sz="6"/>
+          <w:bottom w:val="single" w:color="C7D2DD" w:sz="6"/>
+          <w:right w:val="single" w:color="C7D2DD" w:sz="6"/>
+          <w:insideH w:val="single" w:color="C7D2DD" w:sz="6"/>
+          <w:insideV w:val="single" w:color="C7D2DD" w:sz="6"/>
+        </w:tblBorders>
+      </w:tblPr>
+      <w:tblGrid>
+        <w:gridCol w:w="2800"/>
+        <w:gridCol w:w="3560"/>
+        <w:gridCol w:w="3000"/>
+      </w:tblGrid>
+      <w:tr>
+        <w:trPr>
+          <w:cantSplit/>
+          <w:tblHeader/>
+        </w:trPr>
+        <w:tc>
+          <w:tcPr>
+            <w:tcW w:type="dxa" w:w="2800"/>
+            <w:shd w:fill="EEF4F8" w:color="auto" w:val="clear"/>
+            <w:tcMar>
+              <w:top w:type="dxa" w:w="60"/>
+              <w:left w:type="dxa" w:w="100"/>
+              <w:bottom w:type="dxa" w:w="60"/>
+              <w:right w:type="dxa" w:w="100"/>
+            </w:tcMar>
+          </w:tcPr>
+          <w:p>
+            <w:pPr>
+              <w:spacing w:after="0" w:before="0"/>
+            </w:pPr>
+            <w:r>
+              <w:rPr>
+                <w:b/>
+                <w:bCs/>
+                <w:color w:val="0F2B3C"/>
+                <w:sz w:val="16"/>
+                <w:szCs w:val="16"/>
+              </w:rPr>
+              <w:t xml:space="preserve">CORE PROBLEM / GIVEN REPRESENTATION</w:t>
+            </w:r>
+          </w:p>
+        </w:tc>
+        <w:tc>
+          <w:tcPr>
+            <w:tcW w:type="dxa" w:w="3560"/>
+            <w:shd w:fill="EEF4F8" w:color="auto" w:val="clear"/>
+            <w:tcMar>
+              <w:top w:type="dxa" w:w="60"/>
+              <w:left w:type="dxa" w:w="100"/>
+              <w:bottom w:type="dxa" w:w="60"/>
+              <w:right w:type="dxa" w:w="100"/>
+            </w:tcMar>
+          </w:tcPr>
+          <w:p>
+            <w:pPr>
+              <w:spacing w:after="0" w:before="0"/>
+            </w:pPr>
+            <w:r>
+              <w:rPr>
+                <w:b/>
+                <w:bCs/>
+                <w:color w:val="0F2B3C"/>
+                <w:sz w:val="16"/>
+                <w:szCs w:val="16"/>
+              </w:rPr>
+              <w:t xml:space="preserve">WORKING SPACE / CALCULATION STEPS</w:t>
+            </w:r>
+          </w:p>
+        </w:tc>
+        <w:tc>
+          <w:tcPr>
+            <w:tcW w:type="dxa" w:w="3000"/>
+            <w:shd w:fill="FBF3E2" w:color="auto" w:val="clear"/>
+            <w:tcMar>
+              <w:top w:type="dxa" w:w="60"/>
+              <w:left w:type="dxa" w:w="100"/>
+              <w:bottom w:type="dxa" w:w="60"/>
+              <w:right w:type="dxa" w:w="100"/>
+            </w:tcMar>
+          </w:tcPr>
+          <w:p>
+            <w:pPr>
+              <w:spacing w:after="0" w:before="0"/>
+            </w:pPr>
+            <w:r>
+              <w:rPr>
+                <w:b/>
+                <w:bCs/>
+                <w:color w:val="7A5400"/>
+                <w:sz w:val="16"/>
+                <w:szCs w:val="16"/>
+              </w:rPr>
+              <w:t xml:space="preserve">EXPLAIN YOUR REASONING</w:t>
+            </w:r>
+          </w:p>
+        </w:tc>
+      </w:tr>
+      <w:tr>
+        <w:trPr>
+          <w:cantSplit/>
+        </w:trPr>
+        <w:tc>
+          <w:tcPr>
+            <w:tcW w:type="dxa" w:w="2800"/>
+            <w:tcMar>
+              <w:top w:type="dxa" w:w="80"/>
+              <w:left w:type="dxa" w:w="100"/>
+              <w:bottom w:type="dxa" w:w="80"/>
+              <w:right w:type="dxa" w:w="100"/>
+            </w:tcMar>
+            <w:vAlign w:val="top"/>
+          </w:tcPr>
+          <w:p>
+            <w:pPr>
+              <w:spacing w:after="40" w:before="0"/>
+            </w:pPr>
+            <w:r>
+              <w:rPr>
+                <w:b/>
+                <w:bCs/>
+                <w:color w:val="0F2B3C"/>
+                <w:sz w:val="20"/>
+                <w:szCs w:val="20"/>
+              </w:rPr>
+              <w:t xml:space="preserve">1.  A rectangle is 5 by 4. Area = ___?</w:t>
+            </w:r>
+          </w:p>
+        </w:tc>
+        <w:tc>
+          <w:tcPr>
+            <w:tcW w:type="dxa" w:w="3560"/>
+            <w:tcMar>
+              <w:top w:type="dxa" w:w="80"/>
+              <w:left w:type="dxa" w:w="100"/>
+              <w:bottom w:type="dxa" w:w="80"/>
+              <w:right w:type="dxa" w:w="100"/>
+            </w:tcMar>
+            <w:vAlign w:val="top"/>
+          </w:tcPr>
+          <w:p>
+            <w:pPr>
+              <w:spacing w:after="50" w:before="0"/>
+            </w:pPr>
+            <w:r>
+              <w:rPr>
+                <w:color w:val="BBBBBB"/>
+                <w:sz w:val="18"/>
+                <w:szCs w:val="18"/>
+              </w:rPr>
+              <w:t xml:space="preserve">____________________________</w:t>
+            </w:r>
+          </w:p>
+          <w:p>
+            <w:pPr>
+              <w:spacing w:after="50" w:before="0"/>
+            </w:pPr>
+            <w:r>
+              <w:rPr>
+                <w:color w:val="BBBBBB"/>
+                <w:sz w:val="18"/>
+                <w:szCs w:val="18"/>
+              </w:rPr>
+              <w:t xml:space="preserve">____________________________</w:t>
+            </w:r>
+          </w:p>
+          <w:p>
+            <w:pPr>
+              <w:spacing w:after="50" w:before="0"/>
+            </w:pPr>
+            <w:r>
+              <w:rPr>
+                <w:color w:val="BBBBBB"/>
+                <w:sz w:val="18"/>
+                <w:szCs w:val="18"/>
+              </w:rPr>
+              <w:t xml:space="preserve">____________________________</w:t>
+            </w:r>
+          </w:p>
+          <w:p>
+            <w:pPr>
+              <w:spacing w:after="50" w:before="0"/>
+            </w:pPr>
+            <w:r>
+              <w:rPr>
+                <w:color w:val="BBBBBB"/>
+                <w:sz w:val="18"/>
+                <w:szCs w:val="18"/>
+              </w:rPr>
+              <w:t xml:space="preserve">____________________________</w:t>
+            </w:r>
+          </w:p>
+        </w:tc>
+        <w:tc>
+          <w:tcPr>
+            <w:tcW w:type="dxa" w:w="3000"/>
+            <w:shd w:fill="FBF3E2" w:color="auto" w:val="clear"/>
+            <w:tcMar>
+              <w:top w:type="dxa" w:w="80"/>
+              <w:left w:type="dxa" w:w="100"/>
+              <w:bottom w:type="dxa" w:w="80"/>
+              <w:right w:type="dxa" w:w="100"/>
+            </w:tcMar>
+            <w:vAlign w:val="top"/>
+          </w:tcPr>
+          <w:p>
+            <w:pPr>
+              <w:spacing w:after="30" w:before="0"/>
+            </w:pPr>
+            <w:r>
+              <w:rPr>
+                <w:b/>
+                <w:bCs/>
+                <w:color w:val="0F2B3C"/>
+                <w:sz w:val="18"/>
+                <w:szCs w:val="18"/>
+              </w:rPr>
+              <w:t xml:space="preserve">Because... ________________</w:t>
+            </w:r>
+          </w:p>
+          <w:p>
+            <w:pPr>
+              <w:spacing w:after="50" w:before="0"/>
+            </w:pPr>
+            <w:r>
+              <w:rPr>
+                <w:color w:val="BBBBBB"/>
+                <w:sz w:val="18"/>
+                <w:szCs w:val="18"/>
+              </w:rPr>
+              <w:t xml:space="preserve">____________________________</w:t>
+            </w:r>
+          </w:p>
+          <w:p>
+            <w:pPr>
+              <w:spacing w:after="30" w:before="40"/>
+            </w:pPr>
+            <w:r>
+              <w:rPr>
+                <w:b/>
+                <w:bCs/>
+                <w:color w:val="1A6FB5"/>
+                <w:sz w:val="18"/>
+                <w:szCs w:val="18"/>
+              </w:rPr>
+              <w:t xml:space="preserve">Although... _______________</w:t>
+            </w:r>
+          </w:p>
+          <w:p>
+            <w:pPr>
+              <w:spacing w:after="50" w:before="0"/>
+            </w:pPr>
+            <w:r>
+              <w:rPr>
+                <w:color w:val="BBBBBB"/>
+                <w:sz w:val="18"/>
+                <w:szCs w:val="18"/>
+              </w:rPr>
+              <w:t xml:space="preserve">____________________________</w:t>
+            </w:r>
+          </w:p>
+          <w:p>
+            <w:pPr>
+              <w:spacing w:after="30" w:before="40"/>
+            </w:pPr>
+            <w:r>
+              <w:rPr>
+                <w:b/>
+                <w:bCs/>
+                <w:color w:val="7A5400"/>
+                <w:sz w:val="18"/>
+                <w:szCs w:val="18"/>
+              </w:rPr>
+              <w:t xml:space="preserve">Therefore... ______________</w:t>
+            </w:r>
+          </w:p>
+          <w:p>
+            <w:pPr>
+              <w:spacing w:after="50" w:before="0"/>
+            </w:pPr>
+            <w:r>
+              <w:rPr>
+                <w:color w:val="BBBBBB"/>
+                <w:sz w:val="18"/>
+                <w:szCs w:val="18"/>
+              </w:rPr>
+              <w:t xml:space="preserve">____________________________</w:t>
+            </w:r>
+          </w:p>
+        </w:tc>
+      </w:tr>
+    </w:tbl>
+    <w:p>
+      <w:pPr>
+        <w:spacing w:after="60" w:before="0"/>
+      </w:pPr>
+      <w:r>
+        <w:t xml:space="preserve"/>
+      </w:r>
+    </w:p>
+    <w:tbl>
+      <w:tblPr>
+        <w:tblW w:type="dxa" w:w="9360"/>
+        <w:tblBorders>
+          <w:top w:val="single" w:color="C7D2DD" w:sz="6"/>
+          <w:left w:val="single" w:color="C7D2DD" w:sz="6"/>
+          <w:bottom w:val="single" w:color="C7D2DD" w:sz="6"/>
+          <w:right w:val="single" w:color="C7D2DD" w:sz="6"/>
+          <w:insideH w:val="single" w:color="C7D2DD" w:sz="6"/>
+          <w:insideV w:val="single" w:color="C7D2DD" w:sz="6"/>
+        </w:tblBorders>
+      </w:tblPr>
+      <w:tblGrid>
+        <w:gridCol w:w="2800"/>
+        <w:gridCol w:w="3560"/>
+        <w:gridCol w:w="3000"/>
+      </w:tblGrid>
+      <w:tr>
+        <w:trPr>
+          <w:cantSplit/>
+          <w:tblHeader/>
+        </w:trPr>
+        <w:tc>
+          <w:tcPr>
+            <w:tcW w:type="dxa" w:w="2800"/>
+            <w:shd w:fill="EEF4F8" w:color="auto" w:val="clear"/>
+            <w:tcMar>
+              <w:top w:type="dxa" w:w="60"/>
+              <w:left w:type="dxa" w:w="100"/>
+              <w:bottom w:type="dxa" w:w="60"/>
+              <w:right w:type="dxa" w:w="100"/>
+            </w:tcMar>
+          </w:tcPr>
+          <w:p>
+            <w:pPr>
+              <w:spacing w:after="0" w:before="0"/>
+            </w:pPr>
+            <w:r>
+              <w:rPr>
+                <w:b/>
+                <w:bCs/>
+                <w:color w:val="0F2B3C"/>
+                <w:sz w:val="16"/>
+                <w:szCs w:val="16"/>
+              </w:rPr>
+              <w:t xml:space="preserve">CORE PROBLEM / GIVEN REPRESENTATION</w:t>
+            </w:r>
+          </w:p>
+        </w:tc>
+        <w:tc>
+          <w:tcPr>
+            <w:tcW w:type="dxa" w:w="3560"/>
+            <w:shd w:fill="EEF4F8" w:color="auto" w:val="clear"/>
+            <w:tcMar>
+              <w:top w:type="dxa" w:w="60"/>
+              <w:left w:type="dxa" w:w="100"/>
+              <w:bottom w:type="dxa" w:w="60"/>
+              <w:right w:type="dxa" w:w="100"/>
+            </w:tcMar>
+          </w:tcPr>
+          <w:p>
+            <w:pPr>
+              <w:spacing w:after="0" w:before="0"/>
+            </w:pPr>
+            <w:r>
+              <w:rPr>
+                <w:b/>
+                <w:bCs/>
+                <w:color w:val="0F2B3C"/>
+                <w:sz w:val="16"/>
+                <w:szCs w:val="16"/>
+              </w:rPr>
+              <w:t xml:space="preserve">WORKING SPACE / CALCULATION STEPS</w:t>
+            </w:r>
+          </w:p>
+        </w:tc>
+        <w:tc>
+          <w:tcPr>
+            <w:tcW w:type="dxa" w:w="3000"/>
+            <w:shd w:fill="FBF3E2" w:color="auto" w:val="clear"/>
+            <w:tcMar>
+              <w:top w:type="dxa" w:w="60"/>
+              <w:left w:type="dxa" w:w="100"/>
+              <w:bottom w:type="dxa" w:w="60"/>
+              <w:right w:type="dxa" w:w="100"/>
+            </w:tcMar>
+          </w:tcPr>
+          <w:p>
+            <w:pPr>
+              <w:spacing w:after="0" w:before="0"/>
+            </w:pPr>
+            <w:r>
+              <w:rPr>
+                <w:b/>
+                <w:bCs/>
+                <w:color w:val="7A5400"/>
+                <w:sz w:val="16"/>
+                <w:szCs w:val="16"/>
+              </w:rPr>
+              <w:t xml:space="preserve">EXPLAIN YOUR REASONING</w:t>
+            </w:r>
+          </w:p>
+        </w:tc>
+      </w:tr>
+      <w:tr>
+        <w:trPr>
+          <w:cantSplit/>
+        </w:trPr>
+        <w:tc>
+          <w:tcPr>
+            <w:tcW w:type="dxa" w:w="2800"/>
+            <w:tcMar>
+              <w:top w:type="dxa" w:w="80"/>
+              <w:left w:type="dxa" w:w="100"/>
+              <w:bottom w:type="dxa" w:w="80"/>
+              <w:right w:type="dxa" w:w="100"/>
+            </w:tcMar>
+            <w:vAlign w:val="top"/>
+          </w:tcPr>
+          <w:p>
+            <w:pPr>
+              <w:spacing w:after="40" w:before="0"/>
+            </w:pPr>
+            <w:r>
+              <w:rPr>
+                <w:b/>
+                <w:bCs/>
+                <w:color w:val="0F2B3C"/>
+                <w:sz w:val="20"/>
+                <w:szCs w:val="20"/>
+              </w:rPr>
+              <w:t xml:space="preserve">2.  A triangle has base 4 and height 3. Area = base × height ÷ 2 = ___?</w:t>
+            </w:r>
+          </w:p>
+        </w:tc>
+        <w:tc>
+          <w:tcPr>
+            <w:tcW w:type="dxa" w:w="3560"/>
+            <w:tcMar>
+              <w:top w:type="dxa" w:w="80"/>
+              <w:left w:type="dxa" w:w="100"/>
+              <w:bottom w:type="dxa" w:w="80"/>
+              <w:right w:type="dxa" w:w="100"/>
+            </w:tcMar>
+            <w:vAlign w:val="top"/>
+          </w:tcPr>
+          <w:p>
+            <w:pPr>
+              <w:spacing w:after="50" w:before="0"/>
+            </w:pPr>
+            <w:r>
+              <w:rPr>
+                <w:color w:val="BBBBBB"/>
+                <w:sz w:val="18"/>
+                <w:szCs w:val="18"/>
+              </w:rPr>
+              <w:t xml:space="preserve">____________________________</w:t>
+            </w:r>
+          </w:p>
+          <w:p>
+            <w:pPr>
+              <w:spacing w:after="50" w:before="0"/>
+            </w:pPr>
+            <w:r>
+              <w:rPr>
+                <w:color w:val="BBBBBB"/>
+                <w:sz w:val="18"/>
+                <w:szCs w:val="18"/>
+              </w:rPr>
+              <w:t xml:space="preserve">____________________________</w:t>
+            </w:r>
+          </w:p>
+          <w:p>
+            <w:pPr>
+              <w:spacing w:after="50" w:before="0"/>
+            </w:pPr>
+            <w:r>
+              <w:rPr>
+                <w:color w:val="BBBBBB"/>
+                <w:sz w:val="18"/>
+                <w:szCs w:val="18"/>
+              </w:rPr>
+              <w:t xml:space="preserve">____________________________</w:t>
+            </w:r>
+          </w:p>
+          <w:p>
+            <w:pPr>
+              <w:spacing w:after="50" w:before="0"/>
+            </w:pPr>
+            <w:r>
+              <w:rPr>
+                <w:color w:val="BBBBBB"/>
+                <w:sz w:val="18"/>
+                <w:szCs w:val="18"/>
+              </w:rPr>
+              <w:t xml:space="preserve">____________________________</w:t>
+            </w:r>
+          </w:p>
+        </w:tc>
+        <w:tc>
+          <w:tcPr>
+            <w:tcW w:type="dxa" w:w="3000"/>
+            <w:shd w:fill="FBF3E2" w:color="auto" w:val="clear"/>
+            <w:tcMar>
+              <w:top w:type="dxa" w:w="80"/>
+              <w:left w:type="dxa" w:w="100"/>
+              <w:bottom w:type="dxa" w:w="80"/>
+              <w:right w:type="dxa" w:w="100"/>
+            </w:tcMar>
+            <w:vAlign w:val="top"/>
+          </w:tcPr>
+          <w:p>
+            <w:pPr>
+              <w:spacing w:after="30" w:before="0"/>
+            </w:pPr>
+            <w:r>
+              <w:rPr>
+                <w:b/>
+                <w:bCs/>
+                <w:color w:val="0F2B3C"/>
+                <w:sz w:val="18"/>
+                <w:szCs w:val="18"/>
+              </w:rPr>
+              <w:t xml:space="preserve">Because... ________________</w:t>
+            </w:r>
+          </w:p>
+          <w:p>
+            <w:pPr>
+              <w:spacing w:after="50" w:before="0"/>
+            </w:pPr>
+            <w:r>
+              <w:rPr>
+                <w:color w:val="BBBBBB"/>
+                <w:sz w:val="18"/>
+                <w:szCs w:val="18"/>
+              </w:rPr>
+              <w:t xml:space="preserve">____________________________</w:t>
+            </w:r>
+          </w:p>
+          <w:p>
+            <w:pPr>
+              <w:spacing w:after="30" w:before="40"/>
+            </w:pPr>
+            <w:r>
+              <w:rPr>
+                <w:b/>
+                <w:bCs/>
+                <w:color w:val="1A6FB5"/>
+                <w:sz w:val="18"/>
+                <w:szCs w:val="18"/>
+              </w:rPr>
+              <w:t xml:space="preserve">Although... _______________</w:t>
+            </w:r>
+          </w:p>
+          <w:p>
+            <w:pPr>
+              <w:spacing w:after="50" w:before="0"/>
+            </w:pPr>
+            <w:r>
+              <w:rPr>
+                <w:color w:val="BBBBBB"/>
+                <w:sz w:val="18"/>
+                <w:szCs w:val="18"/>
+              </w:rPr>
+              <w:t xml:space="preserve">____________________________</w:t>
+            </w:r>
+          </w:p>
+          <w:p>
+            <w:pPr>
+              <w:spacing w:after="30" w:before="40"/>
+            </w:pPr>
+            <w:r>
+              <w:rPr>
+                <w:b/>
+                <w:bCs/>
+                <w:color w:val="7A5400"/>
+                <w:sz w:val="18"/>
+                <w:szCs w:val="18"/>
+              </w:rPr>
+              <w:t xml:space="preserve">Therefore... ______________</w:t>
+            </w:r>
+          </w:p>
+          <w:p>
+            <w:pPr>
+              <w:spacing w:after="50" w:before="0"/>
+            </w:pPr>
+            <w:r>
+              <w:rPr>
+                <w:color w:val="BBBBBB"/>
+                <w:sz w:val="18"/>
+                <w:szCs w:val="18"/>
+              </w:rPr>
+              <w:t xml:space="preserve">____________________________</w:t>
+            </w:r>
+          </w:p>
+        </w:tc>
+      </w:tr>
+    </w:tbl>
+    <w:p>
+      <w:pPr>
+        <w:spacing w:after="60" w:before="0"/>
+      </w:pPr>
+      <w:r>
+        <w:t xml:space="preserve"/>
+      </w:r>
+    </w:p>
+    <w:tbl>
+      <w:tblPr>
+        <w:tblW w:type="dxa" w:w="9360"/>
+        <w:tblBorders>
+          <w:top w:val="single" w:color="C7D2DD" w:sz="6"/>
+          <w:left w:val="single" w:color="C7D2DD" w:sz="6"/>
+          <w:bottom w:val="single" w:color="C7D2DD" w:sz="6"/>
+          <w:right w:val="single" w:color="C7D2DD" w:sz="6"/>
+          <w:insideH w:val="single" w:color="C7D2DD" w:sz="6"/>
+          <w:insideV w:val="single" w:color="C7D2DD" w:sz="6"/>
+        </w:tblBorders>
+      </w:tblPr>
+      <w:tblGrid>
+        <w:gridCol w:w="2800"/>
+        <w:gridCol w:w="3560"/>
+        <w:gridCol w:w="3000"/>
+      </w:tblGrid>
+      <w:tr>
+        <w:trPr>
+          <w:cantSplit/>
+          <w:tblHeader/>
+        </w:trPr>
+        <w:tc>
+          <w:tcPr>
+            <w:tcW w:type="dxa" w:w="2800"/>
+            <w:shd w:fill="EEF4F8" w:color="auto" w:val="clear"/>
+            <w:tcMar>
+              <w:top w:type="dxa" w:w="60"/>
+              <w:left w:type="dxa" w:w="100"/>
+              <w:bottom w:type="dxa" w:w="60"/>
+              <w:right w:type="dxa" w:w="100"/>
+            </w:tcMar>
+          </w:tcPr>
+          <w:p>
+            <w:pPr>
+              <w:spacing w:after="0" w:before="0"/>
+            </w:pPr>
+            <w:r>
+              <w:rPr>
+                <w:b/>
+                <w:bCs/>
+                <w:color w:val="0F2B3C"/>
+                <w:sz w:val="16"/>
+                <w:szCs w:val="16"/>
+              </w:rPr>
+              <w:t xml:space="preserve">CORE PROBLEM / GIVEN REPRESENTATION</w:t>
+            </w:r>
+          </w:p>
+        </w:tc>
+        <w:tc>
+          <w:tcPr>
+            <w:tcW w:type="dxa" w:w="3560"/>
+            <w:shd w:fill="EEF4F8" w:color="auto" w:val="clear"/>
+            <w:tcMar>
+              <w:top w:type="dxa" w:w="60"/>
+              <w:left w:type="dxa" w:w="100"/>
+              <w:bottom w:type="dxa" w:w="60"/>
+              <w:right w:type="dxa" w:w="100"/>
+            </w:tcMar>
+          </w:tcPr>
+          <w:p>
+            <w:pPr>
+              <w:spacing w:after="0" w:before="0"/>
+            </w:pPr>
+            <w:r>
+              <w:rPr>
+                <w:b/>
+                <w:bCs/>
+                <w:color w:val="0F2B3C"/>
+                <w:sz w:val="16"/>
+                <w:szCs w:val="16"/>
+              </w:rPr>
+              <w:t xml:space="preserve">WORKING SPACE / CALCULATION STEPS</w:t>
+            </w:r>
+          </w:p>
+        </w:tc>
+        <w:tc>
+          <w:tcPr>
+            <w:tcW w:type="dxa" w:w="3000"/>
+            <w:shd w:fill="FBF3E2" w:color="auto" w:val="clear"/>
+            <w:tcMar>
+              <w:top w:type="dxa" w:w="60"/>
+              <w:left w:type="dxa" w:w="100"/>
+              <w:bottom w:type="dxa" w:w="60"/>
+              <w:right w:type="dxa" w:w="100"/>
+            </w:tcMar>
+          </w:tcPr>
+          <w:p>
+            <w:pPr>
+              <w:spacing w:after="0" w:before="0"/>
+            </w:pPr>
+            <w:r>
+              <w:rPr>
+                <w:b/>
+                <w:bCs/>
+                <w:color w:val="7A5400"/>
+                <w:sz w:val="16"/>
+                <w:szCs w:val="16"/>
+              </w:rPr>
+              <w:t xml:space="preserve">EXPLAIN YOUR REASONING</w:t>
+            </w:r>
+          </w:p>
+        </w:tc>
+      </w:tr>
+      <w:tr>
+        <w:trPr>
+          <w:cantSplit/>
+        </w:trPr>
+        <w:tc>
+          <w:tcPr>
+            <w:tcW w:type="dxa" w:w="2800"/>
+            <w:tcMar>
+              <w:top w:type="dxa" w:w="80"/>
+              <w:left w:type="dxa" w:w="100"/>
+              <w:bottom w:type="dxa" w:w="80"/>
+              <w:right w:type="dxa" w:w="100"/>
+            </w:tcMar>
+            <w:vAlign w:val="top"/>
+          </w:tcPr>
+          <w:p>
+            <w:pPr>
+              <w:spacing w:after="40" w:before="0"/>
+            </w:pPr>
+            <w:r>
+              <w:rPr>
+                <w:b/>
+                <w:bCs/>
+                <w:color w:val="0F2B3C"/>
+                <w:sz w:val="20"/>
+                <w:szCs w:val="20"/>
+              </w:rPr>
+              <w:t xml:space="preserve">3.  Add both pieces: 20 + 6 = ___?</w:t>
+            </w:r>
+          </w:p>
+        </w:tc>
+        <w:tc>
+          <w:tcPr>
+            <w:tcW w:type="dxa" w:w="3560"/>
+            <w:tcMar>
+              <w:top w:type="dxa" w:w="80"/>
+              <w:left w:type="dxa" w:w="100"/>
+              <w:bottom w:type="dxa" w:w="80"/>
+              <w:right w:type="dxa" w:w="100"/>
+            </w:tcMar>
+            <w:vAlign w:val="top"/>
+          </w:tcPr>
+          <w:p>
+            <w:pPr>
+              <w:spacing w:after="50" w:before="0"/>
+            </w:pPr>
+            <w:r>
+              <w:rPr>
+                <w:color w:val="BBBBBB"/>
+                <w:sz w:val="18"/>
+                <w:szCs w:val="18"/>
+              </w:rPr>
+              <w:t xml:space="preserve">____________________________</w:t>
+            </w:r>
+          </w:p>
+          <w:p>
+            <w:pPr>
+              <w:spacing w:after="50" w:before="0"/>
+            </w:pPr>
+            <w:r>
+              <w:rPr>
+                <w:color w:val="BBBBBB"/>
+                <w:sz w:val="18"/>
+                <w:szCs w:val="18"/>
+              </w:rPr>
+              <w:t xml:space="preserve">____________________________</w:t>
+            </w:r>
+          </w:p>
+          <w:p>
+            <w:pPr>
+              <w:spacing w:after="50" w:before="0"/>
+            </w:pPr>
+            <w:r>
+              <w:rPr>
+                <w:color w:val="BBBBBB"/>
+                <w:sz w:val="18"/>
+                <w:szCs w:val="18"/>
+              </w:rPr>
+              <w:t xml:space="preserve">____________________________</w:t>
+            </w:r>
+          </w:p>
+          <w:p>
+            <w:pPr>
+              <w:spacing w:after="50" w:before="0"/>
+            </w:pPr>
+            <w:r>
+              <w:rPr>
+                <w:color w:val="BBBBBB"/>
+                <w:sz w:val="18"/>
+                <w:szCs w:val="18"/>
+              </w:rPr>
+              <w:t xml:space="preserve">____________________________</w:t>
+            </w:r>
+          </w:p>
+        </w:tc>
+        <w:tc>
+          <w:tcPr>
+            <w:tcW w:type="dxa" w:w="3000"/>
+            <w:shd w:fill="FBF3E2" w:color="auto" w:val="clear"/>
+            <w:tcMar>
+              <w:top w:type="dxa" w:w="80"/>
+              <w:left w:type="dxa" w:w="100"/>
+              <w:bottom w:type="dxa" w:w="80"/>
+              <w:right w:type="dxa" w:w="100"/>
+            </w:tcMar>
+            <w:vAlign w:val="top"/>
+          </w:tcPr>
+          <w:p>
+            <w:pPr>
+              <w:spacing w:after="30" w:before="0"/>
+            </w:pPr>
+            <w:r>
+              <w:rPr>
+                <w:b/>
+                <w:bCs/>
+                <w:color w:val="0F2B3C"/>
+                <w:sz w:val="18"/>
+                <w:szCs w:val="18"/>
+              </w:rPr>
+              <w:t xml:space="preserve">Because... ________________</w:t>
+            </w:r>
+          </w:p>
+          <w:p>
+            <w:pPr>
+              <w:spacing w:after="50" w:before="0"/>
+            </w:pPr>
+            <w:r>
+              <w:rPr>
+                <w:color w:val="BBBBBB"/>
+                <w:sz w:val="18"/>
+                <w:szCs w:val="18"/>
+              </w:rPr>
+              <w:t xml:space="preserve">____________________________</w:t>
+            </w:r>
+          </w:p>
+          <w:p>
+            <w:pPr>
+              <w:spacing w:after="30" w:before="40"/>
+            </w:pPr>
+            <w:r>
+              <w:rPr>
+                <w:b/>
+                <w:bCs/>
+                <w:color w:val="1A6FB5"/>
+                <w:sz w:val="18"/>
+                <w:szCs w:val="18"/>
+              </w:rPr>
+              <w:t xml:space="preserve">Although... _______________</w:t>
+            </w:r>
+          </w:p>
+          <w:p>
+            <w:pPr>
+              <w:spacing w:after="50" w:before="0"/>
+            </w:pPr>
+            <w:r>
+              <w:rPr>
+                <w:color w:val="BBBBBB"/>
+                <w:sz w:val="18"/>
+                <w:szCs w:val="18"/>
+              </w:rPr>
+              <w:t xml:space="preserve">____________________________</w:t>
+            </w:r>
+          </w:p>
+          <w:p>
+            <w:pPr>
+              <w:spacing w:after="30" w:before="40"/>
+            </w:pPr>
+            <w:r>
+              <w:rPr>
+                <w:b/>
+                <w:bCs/>
+                <w:color w:val="7A5400"/>
+                <w:sz w:val="18"/>
+                <w:szCs w:val="18"/>
+              </w:rPr>
+              <w:t xml:space="preserve">Therefore... ______________</w:t>
+            </w:r>
+          </w:p>
+          <w:p>
+            <w:pPr>
+              <w:spacing w:after="50" w:before="0"/>
+            </w:pPr>
+            <w:r>
+              <w:rPr>
+                <w:color w:val="BBBBBB"/>
+                <w:sz w:val="18"/>
+                <w:szCs w:val="18"/>
+              </w:rPr>
+              <w:t xml:space="preserve">____________________________</w:t>
+            </w:r>
+          </w:p>
+        </w:tc>
+      </w:tr>
+    </w:tbl>
+    <w:p>
+      <w:pPr>
+        <w:spacing w:after="60" w:before="0"/>
+      </w:pPr>
+      <w:r>
+        <w:t xml:space="preserve"/>
       </w:r>
     </w:p>
     <w:p>
@@ -323,50 +3273,616 @@
         <w:t xml:space="preserve">Stretch: three pieces added together.</w:t>
       </w:r>
     </w:p>
-    <w:p>
-      <w:pPr>
-        <w:spacing w:after="40" w:before="0"/>
-      </w:pPr>
-      <w:r>
-        <w:rPr>
-          <w:sz w:val="22"/>
-          <w:szCs w:val="22"/>
-        </w:rPr>
-        <w:t xml:space="preserve">1.  Rectangle 6 by 5, plus rectangle 2 by 5. Find both, then add: ___?</w:t>
-      </w:r>
-    </w:p>
-    <w:p>
-      <w:pPr>
-        <w:spacing w:after="80" w:before="0"/>
-      </w:pPr>
-      <w:r>
-        <w:rPr>
-          <w:color w:val="BBBBBB"/>
-        </w:rPr>
-        <w:t xml:space="preserve">____________________________________________________</w:t>
-      </w:r>
-    </w:p>
-    <w:p>
-      <w:pPr>
-        <w:spacing w:after="40" w:before="0"/>
-      </w:pPr>
-      <w:r>
-        <w:rPr>
-          <w:sz w:val="22"/>
-          <w:szCs w:val="22"/>
-        </w:rPr>
-        <w:t xml:space="preserve">2.  A figure has a rectangle of area 24 and a triangle of area 9. Total area = ___?</w:t>
-      </w:r>
-    </w:p>
-    <w:p>
-      <w:pPr>
-        <w:spacing w:after="80" w:before="0"/>
-      </w:pPr>
-      <w:r>
-        <w:rPr>
-          <w:color w:val="BBBBBB"/>
-        </w:rPr>
-        <w:t xml:space="preserve">____________________________________________________</w:t>
+    <w:tbl>
+      <w:tblPr>
+        <w:tblW w:type="dxa" w:w="9360"/>
+        <w:tblBorders>
+          <w:top w:val="single" w:color="C7D2DD" w:sz="6"/>
+          <w:left w:val="single" w:color="C7D2DD" w:sz="6"/>
+          <w:bottom w:val="single" w:color="C7D2DD" w:sz="6"/>
+          <w:right w:val="single" w:color="C7D2DD" w:sz="6"/>
+          <w:insideH w:val="single" w:color="C7D2DD" w:sz="6"/>
+          <w:insideV w:val="single" w:color="C7D2DD" w:sz="6"/>
+        </w:tblBorders>
+      </w:tblPr>
+      <w:tblGrid>
+        <w:gridCol w:w="2800"/>
+        <w:gridCol w:w="3560"/>
+        <w:gridCol w:w="3000"/>
+      </w:tblGrid>
+      <w:tr>
+        <w:trPr>
+          <w:cantSplit/>
+          <w:tblHeader/>
+        </w:trPr>
+        <w:tc>
+          <w:tcPr>
+            <w:tcW w:type="dxa" w:w="2800"/>
+            <w:shd w:fill="EEF4F8" w:color="auto" w:val="clear"/>
+            <w:tcMar>
+              <w:top w:type="dxa" w:w="60"/>
+              <w:left w:type="dxa" w:w="100"/>
+              <w:bottom w:type="dxa" w:w="60"/>
+              <w:right w:type="dxa" w:w="100"/>
+            </w:tcMar>
+          </w:tcPr>
+          <w:p>
+            <w:pPr>
+              <w:spacing w:after="0" w:before="0"/>
+            </w:pPr>
+            <w:r>
+              <w:rPr>
+                <w:b/>
+                <w:bCs/>
+                <w:color w:val="0F2B3C"/>
+                <w:sz w:val="16"/>
+                <w:szCs w:val="16"/>
+              </w:rPr>
+              <w:t xml:space="preserve">CORE PROBLEM / GIVEN REPRESENTATION</w:t>
+            </w:r>
+          </w:p>
+        </w:tc>
+        <w:tc>
+          <w:tcPr>
+            <w:tcW w:type="dxa" w:w="3560"/>
+            <w:shd w:fill="EEF4F8" w:color="auto" w:val="clear"/>
+            <w:tcMar>
+              <w:top w:type="dxa" w:w="60"/>
+              <w:left w:type="dxa" w:w="100"/>
+              <w:bottom w:type="dxa" w:w="60"/>
+              <w:right w:type="dxa" w:w="100"/>
+            </w:tcMar>
+          </w:tcPr>
+          <w:p>
+            <w:pPr>
+              <w:spacing w:after="0" w:before="0"/>
+            </w:pPr>
+            <w:r>
+              <w:rPr>
+                <w:b/>
+                <w:bCs/>
+                <w:color w:val="0F2B3C"/>
+                <w:sz w:val="16"/>
+                <w:szCs w:val="16"/>
+              </w:rPr>
+              <w:t xml:space="preserve">WORKING SPACE / CALCULATION STEPS</w:t>
+            </w:r>
+          </w:p>
+        </w:tc>
+        <w:tc>
+          <w:tcPr>
+            <w:tcW w:type="dxa" w:w="3000"/>
+            <w:shd w:fill="FBF3E2" w:color="auto" w:val="clear"/>
+            <w:tcMar>
+              <w:top w:type="dxa" w:w="60"/>
+              <w:left w:type="dxa" w:w="100"/>
+              <w:bottom w:type="dxa" w:w="60"/>
+              <w:right w:type="dxa" w:w="100"/>
+            </w:tcMar>
+          </w:tcPr>
+          <w:p>
+            <w:pPr>
+              <w:spacing w:after="0" w:before="0"/>
+            </w:pPr>
+            <w:r>
+              <w:rPr>
+                <w:b/>
+                <w:bCs/>
+                <w:color w:val="7A5400"/>
+                <w:sz w:val="16"/>
+                <w:szCs w:val="16"/>
+              </w:rPr>
+              <w:t xml:space="preserve">EXPLAIN YOUR REASONING</w:t>
+            </w:r>
+          </w:p>
+        </w:tc>
+      </w:tr>
+      <w:tr>
+        <w:trPr>
+          <w:cantSplit/>
+        </w:trPr>
+        <w:tc>
+          <w:tcPr>
+            <w:tcW w:type="dxa" w:w="2800"/>
+            <w:tcMar>
+              <w:top w:type="dxa" w:w="80"/>
+              <w:left w:type="dxa" w:w="100"/>
+              <w:bottom w:type="dxa" w:w="80"/>
+              <w:right w:type="dxa" w:w="100"/>
+            </w:tcMar>
+            <w:vAlign w:val="top"/>
+          </w:tcPr>
+          <w:p>
+            <w:pPr>
+              <w:spacing w:after="40" w:before="0"/>
+            </w:pPr>
+            <w:r>
+              <w:rPr>
+                <w:b/>
+                <w:bCs/>
+                <w:color w:val="0F2B3C"/>
+                <w:sz w:val="20"/>
+                <w:szCs w:val="20"/>
+              </w:rPr>
+              <w:t xml:space="preserve">1.  Rectangle 6 by 5, plus rectangle 2 by 5. Find both, then add: ___?</w:t>
+            </w:r>
+          </w:p>
+        </w:tc>
+        <w:tc>
+          <w:tcPr>
+            <w:tcW w:type="dxa" w:w="3560"/>
+            <w:tcMar>
+              <w:top w:type="dxa" w:w="80"/>
+              <w:left w:type="dxa" w:w="100"/>
+              <w:bottom w:type="dxa" w:w="80"/>
+              <w:right w:type="dxa" w:w="100"/>
+            </w:tcMar>
+            <w:vAlign w:val="top"/>
+          </w:tcPr>
+          <w:p>
+            <w:pPr>
+              <w:spacing w:after="50" w:before="0"/>
+            </w:pPr>
+            <w:r>
+              <w:rPr>
+                <w:color w:val="BBBBBB"/>
+                <w:sz w:val="18"/>
+                <w:szCs w:val="18"/>
+              </w:rPr>
+              <w:t xml:space="preserve">____________________________</w:t>
+            </w:r>
+          </w:p>
+          <w:p>
+            <w:pPr>
+              <w:spacing w:after="50" w:before="0"/>
+            </w:pPr>
+            <w:r>
+              <w:rPr>
+                <w:color w:val="BBBBBB"/>
+                <w:sz w:val="18"/>
+                <w:szCs w:val="18"/>
+              </w:rPr>
+              <w:t xml:space="preserve">____________________________</w:t>
+            </w:r>
+          </w:p>
+          <w:p>
+            <w:pPr>
+              <w:spacing w:after="50" w:before="0"/>
+            </w:pPr>
+            <w:r>
+              <w:rPr>
+                <w:color w:val="BBBBBB"/>
+                <w:sz w:val="18"/>
+                <w:szCs w:val="18"/>
+              </w:rPr>
+              <w:t xml:space="preserve">____________________________</w:t>
+            </w:r>
+          </w:p>
+          <w:p>
+            <w:pPr>
+              <w:spacing w:after="50" w:before="0"/>
+            </w:pPr>
+            <w:r>
+              <w:rPr>
+                <w:color w:val="BBBBBB"/>
+                <w:sz w:val="18"/>
+                <w:szCs w:val="18"/>
+              </w:rPr>
+              <w:t xml:space="preserve">____________________________</w:t>
+            </w:r>
+          </w:p>
+        </w:tc>
+        <w:tc>
+          <w:tcPr>
+            <w:tcW w:type="dxa" w:w="3000"/>
+            <w:shd w:fill="FBF3E2" w:color="auto" w:val="clear"/>
+            <w:tcMar>
+              <w:top w:type="dxa" w:w="80"/>
+              <w:left w:type="dxa" w:w="100"/>
+              <w:bottom w:type="dxa" w:w="80"/>
+              <w:right w:type="dxa" w:w="100"/>
+            </w:tcMar>
+            <w:vAlign w:val="top"/>
+          </w:tcPr>
+          <w:p>
+            <w:pPr>
+              <w:spacing w:after="30" w:before="0"/>
+            </w:pPr>
+            <w:r>
+              <w:rPr>
+                <w:b/>
+                <w:bCs/>
+                <w:color w:val="0F2B3C"/>
+                <w:sz w:val="18"/>
+                <w:szCs w:val="18"/>
+              </w:rPr>
+              <w:t xml:space="preserve">Because... ________________</w:t>
+            </w:r>
+          </w:p>
+          <w:p>
+            <w:pPr>
+              <w:spacing w:after="50" w:before="0"/>
+            </w:pPr>
+            <w:r>
+              <w:rPr>
+                <w:color w:val="BBBBBB"/>
+                <w:sz w:val="18"/>
+                <w:szCs w:val="18"/>
+              </w:rPr>
+              <w:t xml:space="preserve">____________________________</w:t>
+            </w:r>
+          </w:p>
+          <w:p>
+            <w:pPr>
+              <w:spacing w:after="30" w:before="40"/>
+            </w:pPr>
+            <w:r>
+              <w:rPr>
+                <w:b/>
+                <w:bCs/>
+                <w:color w:val="1A6FB5"/>
+                <w:sz w:val="18"/>
+                <w:szCs w:val="18"/>
+              </w:rPr>
+              <w:t xml:space="preserve">Although... _______________</w:t>
+            </w:r>
+          </w:p>
+          <w:p>
+            <w:pPr>
+              <w:spacing w:after="50" w:before="0"/>
+            </w:pPr>
+            <w:r>
+              <w:rPr>
+                <w:color w:val="BBBBBB"/>
+                <w:sz w:val="18"/>
+                <w:szCs w:val="18"/>
+              </w:rPr>
+              <w:t xml:space="preserve">____________________________</w:t>
+            </w:r>
+          </w:p>
+          <w:p>
+            <w:pPr>
+              <w:spacing w:after="30" w:before="40"/>
+            </w:pPr>
+            <w:r>
+              <w:rPr>
+                <w:b/>
+                <w:bCs/>
+                <w:color w:val="7A5400"/>
+                <w:sz w:val="18"/>
+                <w:szCs w:val="18"/>
+              </w:rPr>
+              <w:t xml:space="preserve">Therefore... ______________</w:t>
+            </w:r>
+          </w:p>
+          <w:p>
+            <w:pPr>
+              <w:spacing w:after="50" w:before="0"/>
+            </w:pPr>
+            <w:r>
+              <w:rPr>
+                <w:color w:val="BBBBBB"/>
+                <w:sz w:val="18"/>
+                <w:szCs w:val="18"/>
+              </w:rPr>
+              <w:t xml:space="preserve">____________________________</w:t>
+            </w:r>
+          </w:p>
+        </w:tc>
+      </w:tr>
+    </w:tbl>
+    <w:p>
+      <w:pPr>
+        <w:spacing w:after="60" w:before="0"/>
+      </w:pPr>
+      <w:r>
+        <w:t xml:space="preserve"/>
+      </w:r>
+    </w:p>
+    <w:tbl>
+      <w:tblPr>
+        <w:tblW w:type="dxa" w:w="9360"/>
+        <w:tblBorders>
+          <w:top w:val="single" w:color="C7D2DD" w:sz="6"/>
+          <w:left w:val="single" w:color="C7D2DD" w:sz="6"/>
+          <w:bottom w:val="single" w:color="C7D2DD" w:sz="6"/>
+          <w:right w:val="single" w:color="C7D2DD" w:sz="6"/>
+          <w:insideH w:val="single" w:color="C7D2DD" w:sz="6"/>
+          <w:insideV w:val="single" w:color="C7D2DD" w:sz="6"/>
+        </w:tblBorders>
+      </w:tblPr>
+      <w:tblGrid>
+        <w:gridCol w:w="2800"/>
+        <w:gridCol w:w="3560"/>
+        <w:gridCol w:w="3000"/>
+      </w:tblGrid>
+      <w:tr>
+        <w:trPr>
+          <w:cantSplit/>
+          <w:tblHeader/>
+        </w:trPr>
+        <w:tc>
+          <w:tcPr>
+            <w:tcW w:type="dxa" w:w="2800"/>
+            <w:shd w:fill="EEF4F8" w:color="auto" w:val="clear"/>
+            <w:tcMar>
+              <w:top w:type="dxa" w:w="60"/>
+              <w:left w:type="dxa" w:w="100"/>
+              <w:bottom w:type="dxa" w:w="60"/>
+              <w:right w:type="dxa" w:w="100"/>
+            </w:tcMar>
+          </w:tcPr>
+          <w:p>
+            <w:pPr>
+              <w:spacing w:after="0" w:before="0"/>
+            </w:pPr>
+            <w:r>
+              <w:rPr>
+                <w:b/>
+                <w:bCs/>
+                <w:color w:val="0F2B3C"/>
+                <w:sz w:val="16"/>
+                <w:szCs w:val="16"/>
+              </w:rPr>
+              <w:t xml:space="preserve">CORE PROBLEM / GIVEN REPRESENTATION</w:t>
+            </w:r>
+          </w:p>
+        </w:tc>
+        <w:tc>
+          <w:tcPr>
+            <w:tcW w:type="dxa" w:w="3560"/>
+            <w:shd w:fill="EEF4F8" w:color="auto" w:val="clear"/>
+            <w:tcMar>
+              <w:top w:type="dxa" w:w="60"/>
+              <w:left w:type="dxa" w:w="100"/>
+              <w:bottom w:type="dxa" w:w="60"/>
+              <w:right w:type="dxa" w:w="100"/>
+            </w:tcMar>
+          </w:tcPr>
+          <w:p>
+            <w:pPr>
+              <w:spacing w:after="0" w:before="0"/>
+            </w:pPr>
+            <w:r>
+              <w:rPr>
+                <w:b/>
+                <w:bCs/>
+                <w:color w:val="0F2B3C"/>
+                <w:sz w:val="16"/>
+                <w:szCs w:val="16"/>
+              </w:rPr>
+              <w:t xml:space="preserve">WORKING SPACE / CALCULATION STEPS</w:t>
+            </w:r>
+          </w:p>
+        </w:tc>
+        <w:tc>
+          <w:tcPr>
+            <w:tcW w:type="dxa" w:w="3000"/>
+            <w:shd w:fill="FBF3E2" w:color="auto" w:val="clear"/>
+            <w:tcMar>
+              <w:top w:type="dxa" w:w="60"/>
+              <w:left w:type="dxa" w:w="100"/>
+              <w:bottom w:type="dxa" w:w="60"/>
+              <w:right w:type="dxa" w:w="100"/>
+            </w:tcMar>
+          </w:tcPr>
+          <w:p>
+            <w:pPr>
+              <w:spacing w:after="0" w:before="0"/>
+            </w:pPr>
+            <w:r>
+              <w:rPr>
+                <w:b/>
+                <w:bCs/>
+                <w:color w:val="7A5400"/>
+                <w:sz w:val="16"/>
+                <w:szCs w:val="16"/>
+              </w:rPr>
+              <w:t xml:space="preserve">EXPLAIN YOUR REASONING</w:t>
+            </w:r>
+          </w:p>
+        </w:tc>
+      </w:tr>
+      <w:tr>
+        <w:trPr>
+          <w:cantSplit/>
+        </w:trPr>
+        <w:tc>
+          <w:tcPr>
+            <w:tcW w:type="dxa" w:w="2800"/>
+            <w:tcMar>
+              <w:top w:type="dxa" w:w="80"/>
+              <w:left w:type="dxa" w:w="100"/>
+              <w:bottom w:type="dxa" w:w="80"/>
+              <w:right w:type="dxa" w:w="100"/>
+            </w:tcMar>
+            <w:vAlign w:val="top"/>
+          </w:tcPr>
+          <w:p>
+            <w:pPr>
+              <w:spacing w:after="40" w:before="0"/>
+            </w:pPr>
+            <w:r>
+              <w:rPr>
+                <w:b/>
+                <w:bCs/>
+                <w:color w:val="0F2B3C"/>
+                <w:sz w:val="20"/>
+                <w:szCs w:val="20"/>
+              </w:rPr>
+              <w:t xml:space="preserve">2.  A figure has a rectangle of area 24 and a triangle of area 9. Total area = ___?</w:t>
+            </w:r>
+          </w:p>
+        </w:tc>
+        <w:tc>
+          <w:tcPr>
+            <w:tcW w:type="dxa" w:w="3560"/>
+            <w:tcMar>
+              <w:top w:type="dxa" w:w="80"/>
+              <w:left w:type="dxa" w:w="100"/>
+              <w:bottom w:type="dxa" w:w="80"/>
+              <w:right w:type="dxa" w:w="100"/>
+            </w:tcMar>
+            <w:vAlign w:val="top"/>
+          </w:tcPr>
+          <w:p>
+            <w:pPr>
+              <w:spacing w:after="50" w:before="0"/>
+            </w:pPr>
+            <w:r>
+              <w:rPr>
+                <w:color w:val="BBBBBB"/>
+                <w:sz w:val="18"/>
+                <w:szCs w:val="18"/>
+              </w:rPr>
+              <w:t xml:space="preserve">____________________________</w:t>
+            </w:r>
+          </w:p>
+          <w:p>
+            <w:pPr>
+              <w:spacing w:after="50" w:before="0"/>
+            </w:pPr>
+            <w:r>
+              <w:rPr>
+                <w:color w:val="BBBBBB"/>
+                <w:sz w:val="18"/>
+                <w:szCs w:val="18"/>
+              </w:rPr>
+              <w:t xml:space="preserve">____________________________</w:t>
+            </w:r>
+          </w:p>
+          <w:p>
+            <w:pPr>
+              <w:spacing w:after="50" w:before="0"/>
+            </w:pPr>
+            <w:r>
+              <w:rPr>
+                <w:color w:val="BBBBBB"/>
+                <w:sz w:val="18"/>
+                <w:szCs w:val="18"/>
+              </w:rPr>
+              <w:t xml:space="preserve">____________________________</w:t>
+            </w:r>
+          </w:p>
+          <w:p>
+            <w:pPr>
+              <w:spacing w:after="50" w:before="0"/>
+            </w:pPr>
+            <w:r>
+              <w:rPr>
+                <w:color w:val="BBBBBB"/>
+                <w:sz w:val="18"/>
+                <w:szCs w:val="18"/>
+              </w:rPr>
+              <w:t xml:space="preserve">____________________________</w:t>
+            </w:r>
+          </w:p>
+        </w:tc>
+        <w:tc>
+          <w:tcPr>
+            <w:tcW w:type="dxa" w:w="3000"/>
+            <w:shd w:fill="FBF3E2" w:color="auto" w:val="clear"/>
+            <w:tcMar>
+              <w:top w:type="dxa" w:w="80"/>
+              <w:left w:type="dxa" w:w="100"/>
+              <w:bottom w:type="dxa" w:w="80"/>
+              <w:right w:type="dxa" w:w="100"/>
+            </w:tcMar>
+            <w:vAlign w:val="top"/>
+          </w:tcPr>
+          <w:p>
+            <w:pPr>
+              <w:spacing w:after="30" w:before="0"/>
+            </w:pPr>
+            <w:r>
+              <w:rPr>
+                <w:b/>
+                <w:bCs/>
+                <w:color w:val="0F2B3C"/>
+                <w:sz w:val="18"/>
+                <w:szCs w:val="18"/>
+              </w:rPr>
+              <w:t xml:space="preserve">Because... ________________</w:t>
+            </w:r>
+          </w:p>
+          <w:p>
+            <w:pPr>
+              <w:spacing w:after="50" w:before="0"/>
+            </w:pPr>
+            <w:r>
+              <w:rPr>
+                <w:color w:val="BBBBBB"/>
+                <w:sz w:val="18"/>
+                <w:szCs w:val="18"/>
+              </w:rPr>
+              <w:t xml:space="preserve">____________________________</w:t>
+            </w:r>
+          </w:p>
+          <w:p>
+            <w:pPr>
+              <w:spacing w:after="30" w:before="40"/>
+            </w:pPr>
+            <w:r>
+              <w:rPr>
+                <w:b/>
+                <w:bCs/>
+                <w:color w:val="1A6FB5"/>
+                <w:sz w:val="18"/>
+                <w:szCs w:val="18"/>
+              </w:rPr>
+              <w:t xml:space="preserve">Although... _______________</w:t>
+            </w:r>
+          </w:p>
+          <w:p>
+            <w:pPr>
+              <w:spacing w:after="50" w:before="0"/>
+            </w:pPr>
+            <w:r>
+              <w:rPr>
+                <w:color w:val="BBBBBB"/>
+                <w:sz w:val="18"/>
+                <w:szCs w:val="18"/>
+              </w:rPr>
+              <w:t xml:space="preserve">____________________________</w:t>
+            </w:r>
+          </w:p>
+          <w:p>
+            <w:pPr>
+              <w:spacing w:after="30" w:before="40"/>
+            </w:pPr>
+            <w:r>
+              <w:rPr>
+                <w:b/>
+                <w:bCs/>
+                <w:color w:val="7A5400"/>
+                <w:sz w:val="18"/>
+                <w:szCs w:val="18"/>
+              </w:rPr>
+              <w:t xml:space="preserve">Therefore... ______________</w:t>
+            </w:r>
+          </w:p>
+          <w:p>
+            <w:pPr>
+              <w:spacing w:after="50" w:before="0"/>
+            </w:pPr>
+            <w:r>
+              <w:rPr>
+                <w:color w:val="BBBBBB"/>
+                <w:sz w:val="18"/>
+                <w:szCs w:val="18"/>
+              </w:rPr>
+              <w:t xml:space="preserve">____________________________</w:t>
+            </w:r>
+          </w:p>
+        </w:tc>
+      </w:tr>
+    </w:tbl>
+    <w:p>
+      <w:pPr>
+        <w:spacing w:after="60" w:before="0"/>
+      </w:pPr>
+      <w:r>
+        <w:t xml:space="preserve"/>
       </w:r>
     </w:p>
     <w:p>
@@ -430,6 +3946,141 @@
         <w:t xml:space="preserve">____________________________________________________</w:t>
       </w:r>
     </w:p>
+    <w:tbl>
+      <w:tblPr>
+        <w:tblW w:type="dxa" w:w="9360"/>
+        <w:tblBorders>
+          <w:top w:val="single" w:color="C7D2DD" w:sz="6"/>
+          <w:left w:val="single" w:color="C7D2DD" w:sz="6"/>
+          <w:bottom w:val="single" w:color="C7D2DD" w:sz="6"/>
+          <w:right w:val="single" w:color="C7D2DD" w:sz="6"/>
+          <w:insideH w:val="single" w:color="C7D2DD" w:sz="6"/>
+          <w:insideV w:val="single" w:color="C7D2DD" w:sz="6"/>
+        </w:tblBorders>
+      </w:tblPr>
+      <w:tblGrid>
+        <w:gridCol w:w="3120"/>
+        <w:gridCol w:w="3120"/>
+        <w:gridCol w:w="3120"/>
+      </w:tblGrid>
+      <w:tr>
+        <w:trPr>
+          <w:cantSplit/>
+          <w:tblHeader/>
+        </w:trPr>
+        <w:tc>
+          <w:tcPr>
+            <w:tcW w:type="dxa" w:w="9360"/>
+            <w:gridSpan w:val="3"/>
+            <w:shd w:fill="EEF4F8" w:color="auto" w:val="clear"/>
+            <w:tcMar>
+              <w:top w:type="dxa" w:w="60"/>
+              <w:left w:type="dxa" w:w="100"/>
+              <w:bottom w:type="dxa" w:w="60"/>
+              <w:right w:type="dxa" w:w="100"/>
+            </w:tcMar>
+          </w:tcPr>
+          <w:p>
+            <w:pPr>
+              <w:spacing w:after="0" w:before="0"/>
+            </w:pPr>
+            <w:r>
+              <w:rPr>
+                <w:b/>
+                <w:bCs/>
+                <w:color w:val="0F2B3C"/>
+                <w:sz w:val="18"/>
+                <w:szCs w:val="18"/>
+              </w:rPr>
+              <w:t xml:space="preserve">EXIT CHECK · 3-POINT SELF-ASSESSMENT CHECKLIST</w:t>
+            </w:r>
+          </w:p>
+        </w:tc>
+      </w:tr>
+      <w:tr>
+        <w:trPr>
+          <w:cantSplit/>
+        </w:trPr>
+        <w:tc>
+          <w:tcPr>
+            <w:tcW w:type="dxa" w:w="3120"/>
+            <w:tcMar>
+              <w:top w:type="dxa" w:w="80"/>
+              <w:left w:type="dxa" w:w="100"/>
+              <w:bottom w:type="dxa" w:w="80"/>
+              <w:right w:type="dxa" w:w="100"/>
+            </w:tcMar>
+          </w:tcPr>
+          <w:p>
+            <w:pPr>
+              <w:spacing w:after="0" w:before="0"/>
+            </w:pPr>
+            <w:r>
+              <w:rPr>
+                <w:b/>
+                <w:bCs/>
+                <w:color w:val="0F2B3C"/>
+                <w:sz w:val="18"/>
+                <w:szCs w:val="18"/>
+              </w:rPr>
+              <w:t xml:space="preserve">☐ 1. Units &amp; Labels Verified</w:t>
+            </w:r>
+          </w:p>
+        </w:tc>
+        <w:tc>
+          <w:tcPr>
+            <w:tcW w:type="dxa" w:w="3120"/>
+            <w:tcMar>
+              <w:top w:type="dxa" w:w="80"/>
+              <w:left w:type="dxa" w:w="100"/>
+              <w:bottom w:type="dxa" w:w="80"/>
+              <w:right w:type="dxa" w:w="100"/>
+            </w:tcMar>
+          </w:tcPr>
+          <w:p>
+            <w:pPr>
+              <w:spacing w:after="0" w:before="0"/>
+            </w:pPr>
+            <w:r>
+              <w:rPr>
+                <w:b/>
+                <w:bCs/>
+                <w:color w:val="0F2B3C"/>
+                <w:sz w:val="18"/>
+                <w:szCs w:val="18"/>
+              </w:rPr>
+              <w:t xml:space="preserve">☐ 2. Reasoning Stated (Because / Although / Therefore)</w:t>
+            </w:r>
+          </w:p>
+        </w:tc>
+        <w:tc>
+          <w:tcPr>
+            <w:tcW w:type="dxa" w:w="3120"/>
+            <w:tcMar>
+              <w:top w:type="dxa" w:w="80"/>
+              <w:left w:type="dxa" w:w="100"/>
+              <w:bottom w:type="dxa" w:w="80"/>
+              <w:right w:type="dxa" w:w="100"/>
+            </w:tcMar>
+          </w:tcPr>
+          <w:p>
+            <w:pPr>
+              <w:spacing w:after="0" w:before="0"/>
+            </w:pPr>
+            <w:r>
+              <w:rPr>
+                <w:b/>
+                <w:bCs/>
+                <w:color w:val="0F2B3C"/>
+                <w:sz w:val="18"/>
+                <w:szCs w:val="18"/>
+              </w:rPr>
+              <w:t xml:space="preserve">☐ 3. Calculations Double-Checked</w:t>
+            </w:r>
+          </w:p>
+        </w:tc>
+      </w:tr>
+    </w:tbl>
     <w:p>
       <w:pPr>
         <w:spacing w:after="60" w:before="120"/>
